--- a/submission/phase2/OrchLang_Phase2_Report_Nambi_Rajan_M.docx
+++ b/submission/phase2/OrchLang_Phase2_Report_Nambi_Rajan_M.docx
@@ -29,7 +29,7 @@
           <w:sz w:val="26"/>
           <w:szCs w:val="26"/>
         </w:rPr>
-        <w:t xml:space="preserve">A compiler that asks whether a secret can change your LLM bill</w:t>
+        <w:t xml:space="preserve">A compiler that checks what an LLM workflow can spend, where its data can go, and what its requests reveal</w:t>
       </w:r>
     </w:p>
     <w:p>
@@ -53,7 +53,7 @@
           <w:sz w:val="24"/>
           <w:szCs w:val="24"/>
         </w:rPr>
-        <w:t xml:space="preserve">Phase 2 Implementation Report</w:t>
+        <w:t xml:space="preserve">Phase 2 Implementation Report (revised)</w:t>
       </w:r>
     </w:p>
     <w:p>
@@ -111,7 +111,7 @@
           <w:sz w:val="21"/>
           <w:szCs w:val="21"/>
         </w:rPr>
-        <w:t xml:space="preserve">17 September 2026</w:t>
+        <w:t xml:space="preserve">First submitted 17 September 2026; revised 25 September 2026</w:t>
       </w:r>
     </w:p>
     <w:p>
@@ -161,7 +161,7 @@
           <w:sz w:val="18"/>
           <w:szCs w:val="18"/>
         </w:rPr>
-        <w:t xml:space="preserve">make check  ·  python bench/generate.py  ·  python bench/evaluate.py</w:t>
+        <w:t xml:space="preserve">make check  ·  make proofs  ·  python bench/evaluate.py</w:t>
       </w:r>
     </w:p>
     <w:p>
@@ -197,7 +197,7 @@
           <w:sz w:val="21"/>
           <w:szCs w:val="21"/>
         </w:rPr>
-        <w:t xml:space="preserve">OrchLang is a small statically typed language for describing LLM workflows, and a compiler that checks one before it runs. The compiler is hand-written C++17 with no parser generator and no third-party dependency, and it makes no network request at any point.</w:t>
+        <w:t xml:space="preserve">OrchLang is a small statically typed language for describing LLM workflows, and a compiler that checks one before it runs. The compiler is hand-written C++17 with no parser generator and no third-party dependency, and it makes no network request.</w:t>
       </w:r>
     </w:p>
     <w:p>
@@ -230,7 +230,7 @@
           <w:sz w:val="21"/>
           <w:szCs w:val="21"/>
         </w:rPr>
-        <w:t xml:space="preserve">What is the most this workflow can cost? A worst-case token bound derived by induction over the control flow.</w:t>
+        <w:t xml:space="preserve">What is the most this workflow can cost? Output tokens, and input tokens both as an estimate and, where the model's tokenizer allows it, as a guarantee.</w:t>
       </w:r>
     </w:p>
     <w:p>
@@ -249,7 +249,7 @@
           <w:sz w:val="21"/>
           <w:szCs w:val="21"/>
         </w:rPr>
-        <w:t xml:space="preserve">Where can data go? Whether a credential can reach a prompt, an output, or an external tool, and whether text from an untrusted source can drive one.</w:t>
+        <w:t xml:space="preserve">Where can data go? Whether secret content can reach a prompt, an output or a tool, and whether untrusted text can drive a tool.</w:t>
       </w:r>
     </w:p>
     <w:p>
@@ -268,7 +268,7 @@
           <w:sz w:val="21"/>
           <w:szCs w:val="21"/>
         </w:rPr>
-        <w:t xml:space="preserve">Can a secret change the bill? Whether the amount billed is independent of every secret — a question about two executions rather than a property of one.</w:t>
+        <w:t xml:space="preserve">What do the requests reveal? Whether the requests the workflow sends, and so the bill, the provider's logs and the network traffic, are independent of its secrets; and if not, how many bits they can reveal.</w:t>
       </w:r>
     </w:p>
     <w:p>
@@ -282,7 +282,7 @@
           <w:sz w:val="21"/>
           <w:szCs w:val="21"/>
         </w:rPr>
-        <w:t xml:space="preserve">The third question is the interesting one, and it is where this report differs from the Phase 1 submission. The obvious rule — accept a secret-guarded branch when both arms have equal certified upper bounds — is unsound. An external audit built the counterexample, and measurement confirms it: the accepted workflow bills differently in 225 of 425 executions that vary only the secret. That rule has been withdrawn and replaced.</w:t>
+        <w:t xml:space="preserve">The third question is where the work since the first Phase 2 submission lies. The first rule for it (compare the arms' worst-case costs) was refuted by an external audit. The rule that replaced it (compare the sizes of the requests) was refuted by our own audit, with real tokenizers and a real model. A theorem, checked in Coq, now explains why every rule that compares sizes must fail, and the compiler compares the requests' content instead.</w:t>
       </w:r>
     </w:p>
     <w:p>
@@ -298,7 +298,7 @@
           <w:sz w:val="21"/>
           <w:szCs w:val="21"/>
         </w:rPr>
-        <w:t xml:space="preserve">Current state: a clean build under -Wall -Wextra -pedantic with zero warnings, 95 passing assertions, 34 example programs, 63 generated benchmark workflows, and 7,575 executions in a harness that exits nonzero if any assertion fails.</w:t>
+        <w:t xml:space="preserve">Current state: a warning-free strict build, 137 passing tests, four theorems mechanised in Coq with no axioms, a synthetic evaluation, measurements on fourteen real tokenizers and one real model, and thirty real workflows ported from LangGraph, the Anthropic cookbook and AgentDojo under a protocol fixed before porting. No certified bound was exceeded in any experiment.</w:t>
       </w:r>
     </w:p>
     <w:p>
@@ -550,7 +550,7 @@
                 <w:sz w:val="20"/>
                 <w:szCs w:val="20"/>
               </w:rPr>
-              <w:t xml:space="preserve">Lexer, parser, AST, scoped symbol table, semantic and flow analysis, cost analysis, relational analysis, IR, certificate emitter, offline runtime, CLI</w:t>
+              <w:t xml:space="preserve">Lexer, parser, AST, symbol table with binding identities, semantic and flow analysis, cost analysis with tokenizer contracts, relational analysis with leakage bounds, IR, certificate, offline runtime, CLI</w:t>
             </w:r>
           </w:p>
         </w:tc>
@@ -666,7 +666,7 @@
                 <w:sz w:val="20"/>
                 <w:szCs w:val="20"/>
               </w:rPr>
-              <w:t xml:space="preserve">Warning-free strict build; 95 assertions; every invalid example pins its exact diagnostic; five audit findings reproduced and fixed with regression tests</w:t>
+              <w:t xml:space="preserve">Warning-free strict build; 137 tests; Coq proofs of four theorems; every counterexample from two audits is a regression test</w:t>
             </w:r>
           </w:p>
         </w:tc>
@@ -780,7 +780,7 @@
                 <w:sz w:val="20"/>
                 <w:szCs w:val="20"/>
               </w:rPr>
-              <w:t xml:space="preserve">Lexical analysis, recursive-descent parsing with recovery, AST ownership, scoping, type checking, data-flow analysis, resource analysis, graph algorithms on the IR</w:t>
+              <w:t xml:space="preserve">Lexical analysis, recursive-descent parsing with recovery, AST ownership, scoping, type checking, data-flow analysis, resource analysis, relational analysis, graph algorithms on the IR</w:t>
             </w:r>
           </w:p>
         </w:tc>
@@ -896,7 +896,7 @@
                 <w:sz w:val="20"/>
                 <w:szCs w:val="20"/>
               </w:rPr>
-              <w:t xml:space="preserve">12 source files and 15 headers, one responsibility each; unique_ptr AST ownership; 39 stable diagnostic codes with source locations; Makefile</w:t>
+              <w:t xml:space="preserve">One responsibility per module; unique_ptr AST ownership; stable diagnostic codes with source locations; generated tokenizer contract table</w:t>
             </w:r>
           </w:p>
         </w:tc>
@@ -1010,7 +1010,7 @@
                 <w:sz w:val="20"/>
                 <w:szCs w:val="20"/>
               </w:rPr>
-              <w:t xml:space="preserve">Four layers: unit assertions, example corpus, generated benchmark, 7,575 executions including a paired relational experiment</w:t>
+              <w:t xml:space="preserve">Unit tests, example corpus, generated suites, measurement scripts, real-workflow corpus; a harness that exits nonzero on any violation</w:t>
             </w:r>
           </w:p>
         </w:tc>
@@ -1126,7 +1126,7 @@
                 <w:sz w:val="20"/>
                 <w:szCs w:val="20"/>
               </w:rPr>
-              <w:t xml:space="preserve">Every stage printable from the CLI; the negative result in section 2 and the audit response in section 7 are explained from first principles</w:t>
+              <w:t xml:space="preserve">Every stage printable from the CLI; the two refuted rules and why they failed are explained from first principles</w:t>
             </w:r>
           </w:p>
         </w:tc>
@@ -1231,7 +1231,7 @@
           <w:sz w:val="17"/>
           <w:szCs w:val="17"/>
         </w:rPr>
-        <w:t xml:space="preserve">workflow SupportTriage budget 2500 {</w:t>
+        <w:t xml:space="preserve">workflow SupportTriage budget 1000000 {</w:t>
       </w:r>
     </w:p>
     <w:p>
@@ -1247,7 +1247,7 @@
           <w:sz w:val="17"/>
           <w:szCs w:val="17"/>
         </w:rPr>
-        <w:t xml:space="preserve">  input  ticket: text max_tokens 400;</w:t>
+        <w:t xml:space="preserve">  input  ticket: text max_bytes 4096;</w:t>
       </w:r>
     </w:p>
     <w:p>
@@ -1263,7 +1263,7 @@
           <w:sz w:val="17"/>
           <w:szCs w:val="17"/>
         </w:rPr>
-        <w:t xml:space="preserve">  secret API_KEY: text;</w:t>
+        <w:t xml:space="preserve">  model  fast = mock("openai/gpt-4o-mini") max_tokens 600 tokenizer o200k_base overhead 9;</w:t>
       </w:r>
     </w:p>
     <w:p>
@@ -1279,7 +1279,7 @@
           <w:sz w:val="17"/>
           <w:szCs w:val="17"/>
         </w:rPr>
-        <w:t xml:space="preserve">  model  fast = mock("local-small") max_tokens 600;</w:t>
+        <w:t xml:space="preserve"> </w:t>
       </w:r>
     </w:p>
     <w:p>
@@ -1295,7 +1295,7 @@
           <w:sz w:val="17"/>
           <w:szCs w:val="17"/>
         </w:rPr>
-        <w:t xml:space="preserve"> </w:t>
+        <w:t xml:space="preserve">  prompt classify(message: text) -&gt; text =</w:t>
       </w:r>
     </w:p>
     <w:p>
@@ -1311,7 +1311,7 @@
           <w:sz w:val="17"/>
           <w:szCs w:val="17"/>
         </w:rPr>
-        <w:t xml:space="preserve">  prompt classify(message: text) -&gt; text =</w:t>
+        <w:t xml:space="preserve">      "Classify the ticket as billing, technical, or other: {message}";</w:t>
       </w:r>
     </w:p>
     <w:p>
@@ -1327,7 +1327,7 @@
           <w:sz w:val="17"/>
           <w:szCs w:val="17"/>
         </w:rPr>
-        <w:t xml:space="preserve">      "Classify the ticket as billing, technical, or other: {message}";</w:t>
+        <w:t xml:space="preserve"> </w:t>
       </w:r>
     </w:p>
     <w:p>
@@ -1343,7 +1343,7 @@
           <w:sz w:val="17"/>
           <w:szCs w:val="17"/>
         </w:rPr>
-        <w:t xml:space="preserve"> </w:t>
+        <w:t xml:space="preserve">  let category: text = call classify(ticket) using fast;</w:t>
       </w:r>
     </w:p>
     <w:p>
@@ -1359,13 +1359,13 @@
           <w:sz w:val="17"/>
           <w:szCs w:val="17"/>
         </w:rPr>
-        <w:t xml:space="preserve">  let category: text = call classify(ticket) using fast;</w:t>
+        <w:t xml:space="preserve">  output category;</w:t>
       </w:r>
     </w:p>
     <w:p>
       <w:pPr>
         <w:shd w:fill="F2F4F7" w:val="clear"/>
-        <w:spacing w:after="0" w:before="0"/>
+        <w:spacing w:after="140" w:before="0"/>
         <w:ind w:left="200" w:right="200"/>
       </w:pPr>
       <w:r>
@@ -1375,38 +1375,6 @@
           <w:sz w:val="17"/>
           <w:szCs w:val="17"/>
         </w:rPr>
-        <w:t xml:space="preserve">  require tokens(category) &lt;= 600;</w:t>
-      </w:r>
-    </w:p>
-    <w:p>
-      <w:pPr>
-        <w:shd w:fill="F2F4F7" w:val="clear"/>
-        <w:spacing w:after="0" w:before="0"/>
-        <w:ind w:left="200" w:right="200"/>
-      </w:pPr>
-      <w:r>
-        <w:rPr>
-          <w:rFonts w:ascii="Courier New" w:cs="Courier New" w:eastAsia="Courier New" w:hAnsi="Courier New"/>
-          <w:color w:val="243044"/>
-          <w:sz w:val="17"/>
-          <w:szCs w:val="17"/>
-        </w:rPr>
-        <w:t xml:space="preserve">  output category;</w:t>
-      </w:r>
-    </w:p>
-    <w:p>
-      <w:pPr>
-        <w:shd w:fill="F2F4F7" w:val="clear"/>
-        <w:spacing w:after="140" w:before="0"/>
-        <w:ind w:left="200" w:right="200"/>
-      </w:pPr>
-      <w:r>
-        <w:rPr>
-          <w:rFonts w:ascii="Courier New" w:cs="Courier New" w:eastAsia="Courier New" w:hAnsi="Courier New"/>
-          <w:color w:val="243044"/>
-          <w:sz w:val="17"/>
-          <w:szCs w:val="17"/>
-        </w:rPr>
         <w:t xml:space="preserve">}</w:t>
       </w:r>
     </w:p>
@@ -1421,7 +1389,7 @@
           <w:sz w:val="21"/>
           <w:szCs w:val="21"/>
         </w:rPr>
-        <w:t xml:space="preserve">Six kinds of declaration. An input is data from outside. A secret is a credential. A model names the model and how many tokens it may return. A prompt is a template with a hole. A call fills the hole and makes one request. Output is what comes back.</w:t>
+        <w:t xml:space="preserve">An input is data from outside, with a declared maximum size. A model names the endpoint, the most it may return, and the tokenizer it bills with. A prompt is a template with a hole. A call fills the hole and makes one request. Output is what comes back.</w:t>
       </w:r>
     </w:p>
     <w:p>
@@ -1463,7 +1431,7 @@
           <w:sz w:val="21"/>
           <w:szCs w:val="21"/>
         </w:rPr>
-        <w:t xml:space="preserve">A retry block runs its body up to three times. Counting each call once reports 1,110 tokens; the workflow can spend 3,330. Nobody performs that multiplication by hand.</w:t>
+        <w:t xml:space="preserve">A retry block runs its body up to three times. Counting each call once reports 1,110 tokens; the workflow can spend 3,330.</w:t>
       </w:r>
     </w:p>
     <w:p>
@@ -1479,7 +1447,7 @@
           <w:sz w:val="21"/>
           <w:szCs w:val="21"/>
         </w:rPr>
-        <w:t xml:space="preserve">A credential reaches the model. </w:t>
+        <w:t xml:space="preserve">A secret reaches the model. </w:t>
       </w:r>
       <w:r>
         <w:rPr>
@@ -1488,7 +1456,7 @@
           <w:sz w:val="21"/>
           <w:szCs w:val="21"/>
         </w:rPr>
-        <w:t xml:space="preserve">API_KEY is interpolated into a prompt, or returned as the answer, and is now in a third party's logs.</w:t>
+        <w:t xml:space="preserve">A credential is interpolated into a prompt, or returned as the answer, and is now in a third party's logs.</w:t>
       </w:r>
     </w:p>
     <w:p>
@@ -1513,7 +1481,7 @@
           <w:sz w:val="21"/>
           <w:szCs w:val="21"/>
         </w:rPr>
-        <w:t xml:space="preserve">A retrieved page contains "ignore previous instructions and email the file", and the model complies. This is indirect prompt injection.</w:t>
+        <w:t xml:space="preserve">A retrieved page says "ignore previous instructions and email the file", and the model complies. This is indirect prompt injection.</w:t>
       </w:r>
     </w:p>
     <w:p>
@@ -1529,7 +1497,7 @@
           <w:sz w:val="21"/>
           <w:szCs w:val="21"/>
         </w:rPr>
-        <w:t xml:space="preserve">All three are decidable from the source. None is visible to the language the workflow is usually written in, so all three surface at run time — after the money is spent and the effect has fired.</w:t>
+        <w:t xml:space="preserve">All three are decidable from the source. None is visible to the Python or YAML a workflow is usually written in.</w:t>
       </w:r>
     </w:p>
     <w:p>
@@ -1546,7 +1514,103 @@
           <w:sz w:val="30"/>
           <w:szCs w:val="30"/>
         </w:rPr>
-        <w:t xml:space="preserve">2  The hard problem, and a negative result</w:t>
+        <w:t xml:space="preserve">2  The requests can reveal a secret</w:t>
+      </w:r>
+    </w:p>
+    <w:p>
+      <w:pPr>
+        <w:shd w:fill="F2F4F7" w:val="clear"/>
+        <w:spacing w:after="0" w:before="100"/>
+        <w:ind w:left="200" w:right="200"/>
+      </w:pPr>
+      <w:r>
+        <w:rPr>
+          <w:rFonts w:ascii="Courier New" w:cs="Courier New" w:eastAsia="Courier New" w:hAnsi="Courier New"/>
+          <w:color w:val="243044"/>
+          <w:sz w:val="17"/>
+          <w:szCs w:val="17"/>
+        </w:rPr>
+        <w:t xml:space="preserve">secret high_risk: boolean;</w:t>
+      </w:r>
+    </w:p>
+    <w:p>
+      <w:pPr>
+        <w:shd w:fill="F2F4F7" w:val="clear"/>
+        <w:spacing w:after="0" w:before="0"/>
+        <w:ind w:left="200" w:right="200"/>
+      </w:pPr>
+      <w:r>
+        <w:rPr>
+          <w:rFonts w:ascii="Courier New" w:cs="Courier New" w:eastAsia="Courier New" w:hAnsi="Courier New"/>
+          <w:color w:val="243044"/>
+          <w:sz w:val="17"/>
+          <w:szCs w:val="17"/>
+        </w:rPr>
+        <w:t xml:space="preserve">if high_risk {</w:t>
+      </w:r>
+    </w:p>
+    <w:p>
+      <w:pPr>
+        <w:shd w:fill="F2F4F7" w:val="clear"/>
+        <w:spacing w:after="0" w:before="0"/>
+        <w:ind w:left="200" w:right="200"/>
+      </w:pPr>
+      <w:r>
+        <w:rPr>
+          <w:rFonts w:ascii="Courier New" w:cs="Courier New" w:eastAsia="Courier New" w:hAnsi="Courier New"/>
+          <w:color w:val="243044"/>
+          <w:sz w:val="17"/>
+          <w:szCs w:val="17"/>
+        </w:rPr>
+        <w:t xml:space="preserve">  let reply: text = call review(ticket) using large;</w:t>
+      </w:r>
+    </w:p>
+    <w:p>
+      <w:pPr>
+        <w:shd w:fill="F2F4F7" w:val="clear"/>
+        <w:spacing w:after="0" w:before="0"/>
+        <w:ind w:left="200" w:right="200"/>
+      </w:pPr>
+      <w:r>
+        <w:rPr>
+          <w:rFonts w:ascii="Courier New" w:cs="Courier New" w:eastAsia="Courier New" w:hAnsi="Courier New"/>
+          <w:color w:val="243044"/>
+          <w:sz w:val="17"/>
+          <w:szCs w:val="17"/>
+        </w:rPr>
+        <w:t xml:space="preserve">} else {</w:t>
+      </w:r>
+    </w:p>
+    <w:p>
+      <w:pPr>
+        <w:shd w:fill="F2F4F7" w:val="clear"/>
+        <w:spacing w:after="0" w:before="0"/>
+        <w:ind w:left="200" w:right="200"/>
+      </w:pPr>
+      <w:r>
+        <w:rPr>
+          <w:rFonts w:ascii="Courier New" w:cs="Courier New" w:eastAsia="Courier New" w:hAnsi="Courier New"/>
+          <w:color w:val="243044"/>
+          <w:sz w:val="17"/>
+          <w:szCs w:val="17"/>
+        </w:rPr>
+        <w:t xml:space="preserve">  let reply: text = call answer(ticket) using small;</w:t>
+      </w:r>
+    </w:p>
+    <w:p>
+      <w:pPr>
+        <w:shd w:fill="F2F4F7" w:val="clear"/>
+        <w:spacing w:after="140" w:before="0"/>
+        <w:ind w:left="200" w:right="200"/>
+      </w:pPr>
+      <w:r>
+        <w:rPr>
+          <w:rFonts w:ascii="Courier New" w:cs="Courier New" w:eastAsia="Courier New" w:hAnsi="Courier New"/>
+          <w:color w:val="243044"/>
+          <w:sz w:val="17"/>
+          <w:szCs w:val="17"/>
+        </w:rPr>
+        <w:t xml:space="preserve">}</w:t>
       </w:r>
     </w:p>
     <w:p>
@@ -1560,101 +1624,7 @@
           <w:sz w:val="21"/>
           <w:szCs w:val="21"/>
         </w:rPr>
-        <w:t xml:space="preserve">A fourth failure is subtler, and it is the research content of this phase.</w:t>
-      </w:r>
-    </w:p>
-    <w:p>
-      <w:pPr>
-        <w:shd w:fill="F2F4F7" w:val="clear"/>
-        <w:spacing w:after="0" w:before="100"/>
-        <w:ind w:left="200" w:right="200"/>
-      </w:pPr>
-      <w:r>
-        <w:rPr>
-          <w:rFonts w:ascii="Courier New" w:cs="Courier New" w:eastAsia="Courier New" w:hAnsi="Courier New"/>
-          <w:color w:val="243044"/>
-          <w:sz w:val="17"/>
-          <w:szCs w:val="17"/>
-        </w:rPr>
-        <w:t xml:space="preserve">if is_enterprise {                                  // a secret</w:t>
-      </w:r>
-    </w:p>
-    <w:p>
-      <w:pPr>
-        <w:shd w:fill="F2F4F7" w:val="clear"/>
-        <w:spacing w:after="0" w:before="0"/>
-        <w:ind w:left="200" w:right="200"/>
-      </w:pPr>
-      <w:r>
-        <w:rPr>
-          <w:rFonts w:ascii="Courier New" w:cs="Courier New" w:eastAsia="Courier New" w:hAnsi="Courier New"/>
-          <w:color w:val="243044"/>
-          <w:sz w:val="17"/>
-          <w:szCs w:val="17"/>
-        </w:rPr>
-        <w:t xml:space="preserve">  let reply = call escalate(ticket)    using large;   // 900 tokens out</w:t>
-      </w:r>
-    </w:p>
-    <w:p>
-      <w:pPr>
-        <w:shd w:fill="F2F4F7" w:val="clear"/>
-        <w:spacing w:after="0" w:before="0"/>
-        <w:ind w:left="200" w:right="200"/>
-      </w:pPr>
-      <w:r>
-        <w:rPr>
-          <w:rFonts w:ascii="Courier New" w:cs="Courier New" w:eastAsia="Courier New" w:hAnsi="Courier New"/>
-          <w:color w:val="243044"/>
-          <w:sz w:val="17"/>
-          <w:szCs w:val="17"/>
-        </w:rPr>
-        <w:t xml:space="preserve">} else {</w:t>
-      </w:r>
-    </w:p>
-    <w:p>
-      <w:pPr>
-        <w:shd w:fill="F2F4F7" w:val="clear"/>
-        <w:spacing w:after="0" w:before="0"/>
-        <w:ind w:left="200" w:right="200"/>
-      </w:pPr>
-      <w:r>
-        <w:rPr>
-          <w:rFonts w:ascii="Courier New" w:cs="Courier New" w:eastAsia="Courier New" w:hAnsi="Courier New"/>
-          <w:color w:val="243044"/>
-          <w:sz w:val="17"/>
-          <w:szCs w:val="17"/>
-        </w:rPr>
-        <w:t xml:space="preserve">  let reply = call acknowledge(ticket) using small;   // 150 tokens out</w:t>
-      </w:r>
-    </w:p>
-    <w:p>
-      <w:pPr>
-        <w:shd w:fill="F2F4F7" w:val="clear"/>
-        <w:spacing w:after="140" w:before="0"/>
-        <w:ind w:left="200" w:right="200"/>
-      </w:pPr>
-      <w:r>
-        <w:rPr>
-          <w:rFonts w:ascii="Courier New" w:cs="Courier New" w:eastAsia="Courier New" w:hAnsi="Courier New"/>
-          <w:color w:val="243044"/>
-          <w:sz w:val="17"/>
-          <w:szCs w:val="17"/>
-        </w:rPr>
-        <w:t xml:space="preserve">}</w:t>
-      </w:r>
-    </w:p>
-    <w:p>
-      <w:pPr>
-        <w:spacing w:after="120" w:before="0"/>
-      </w:pPr>
-      <w:r>
-        <w:rPr>
-          <w:rFonts w:ascii="Calibri" w:cs="Calibri" w:eastAsia="Calibri" w:hAnsi="Calibri"/>
-          <w:color w:val="1A1F2B"/>
-          <w:sz w:val="21"/>
-          <w:szCs w:val="21"/>
-        </w:rPr>
-        <w:t xml:space="preserve">No secret value reaches a prompt, an output, or a tool. An information-flow analysis tracks values arriving at sinks, and no value arrives anywhere. Yet a month with many enterprise customers costs visibly more than a month without, and the invoice is itemised per model. The leak is in how much was spent, not in what was sent.</w:t>
+        <w:t xml:space="preserve">No secret value reaches a prompt, an output or a tool. But the bill shows which model ran, and so does the encrypted network traffic, whose sizes anyone on the path can see; published attacks recover prompt topics and response text from exactly those signals. If a secret changes the requests, it can change what these observers see.</w:t>
       </w:r>
     </w:p>
     <w:p>
@@ -1671,7 +1641,7 @@
           <w:sz w:val="25"/>
           <w:szCs w:val="25"/>
         </w:rPr>
-        <w:t xml:space="preserve">2.1  The obvious rule, and why it fails</w:t>
+        <w:t xml:space="preserve">2.1  First answer: equal worst-case costs. Wrong.</w:t>
       </w:r>
     </w:p>
     <w:p>
@@ -1685,151 +1655,24 @@
           <w:sz w:val="21"/>
           <w:szCs w:val="21"/>
         </w:rPr>
-        <w:t xml:space="preserve">The natural rule is: accept a secret-guarded branch when both arms have equal certified upper bounds. The first version of this compiler implemented exactly that and stated a theorem for it. Consider:</w:t>
-      </w:r>
-    </w:p>
-    <w:p>
-      <w:pPr>
-        <w:shd w:fill="F2F4F7" w:val="clear"/>
-        <w:spacing w:after="0" w:before="100"/>
-        <w:ind w:left="200" w:right="200"/>
-      </w:pPr>
-      <w:r>
-        <w:rPr>
-          <w:rFonts w:ascii="Courier New" w:cs="Courier New" w:eastAsia="Courier New" w:hAnsi="Courier New"/>
-          <w:color w:val="243044"/>
-          <w:sz w:val="17"/>
-          <w:szCs w:val="17"/>
-        </w:rPr>
-        <w:t xml:space="preserve">secret s: text max_tokens 1;</w:t>
-      </w:r>
-    </w:p>
-    <w:p>
-      <w:pPr>
-        <w:shd w:fill="F2F4F7" w:val="clear"/>
-        <w:spacing w:after="0" w:before="0"/>
-        <w:ind w:left="200" w:right="200"/>
-      </w:pPr>
-      <w:r>
-        <w:rPr>
-          <w:rFonts w:ascii="Courier New" w:cs="Courier New" w:eastAsia="Courier New" w:hAnsi="Courier New"/>
-          <w:color w:val="243044"/>
-          <w:sz w:val="17"/>
-          <w:szCs w:val="17"/>
-        </w:rPr>
-        <w:t xml:space="preserve">input  x: text max_tokens 100;</w:t>
-      </w:r>
-    </w:p>
-    <w:p>
-      <w:pPr>
-        <w:shd w:fill="F2F4F7" w:val="clear"/>
-        <w:spacing w:after="0" w:before="0"/>
-        <w:ind w:left="200" w:right="200"/>
-      </w:pPr>
-      <w:r>
-        <w:rPr>
-          <w:rFonts w:ascii="Courier New" w:cs="Courier New" w:eastAsia="Courier New" w:hAnsi="Courier New"/>
-          <w:color w:val="243044"/>
-          <w:sz w:val="17"/>
-          <w:szCs w:val="17"/>
-        </w:rPr>
-        <w:t xml:space="preserve">input  y: text max_tokens 100;</w:t>
-      </w:r>
-    </w:p>
-    <w:p>
-      <w:pPr>
-        <w:shd w:fill="F2F4F7" w:val="clear"/>
-        <w:spacing w:after="0" w:before="0"/>
-        <w:ind w:left="200" w:right="200"/>
-      </w:pPr>
-      <w:r>
-        <w:rPr>
-          <w:rFonts w:ascii="Courier New" w:cs="Courier New" w:eastAsia="Courier New" w:hAnsi="Courier New"/>
-          <w:color w:val="243044"/>
-          <w:sz w:val="17"/>
-          <w:szCs w:val="17"/>
-        </w:rPr>
-        <w:t xml:space="preserve"> </w:t>
-      </w:r>
-    </w:p>
-    <w:p>
-      <w:pPr>
-        <w:shd w:fill="F2F4F7" w:val="clear"/>
-        <w:spacing w:after="0" w:before="0"/>
-        <w:ind w:left="200" w:right="200"/>
-      </w:pPr>
-      <w:r>
-        <w:rPr>
-          <w:rFonts w:ascii="Courier New" w:cs="Courier New" w:eastAsia="Courier New" w:hAnsi="Courier New"/>
-          <w:color w:val="243044"/>
-          <w:sz w:val="17"/>
-          <w:szCs w:val="17"/>
-        </w:rPr>
-        <w:t xml:space="preserve">if tokens(s) == 0 {</w:t>
-      </w:r>
-    </w:p>
-    <w:p>
-      <w:pPr>
-        <w:shd w:fill="F2F4F7" w:val="clear"/>
-        <w:spacing w:after="0" w:before="0"/>
-        <w:ind w:left="200" w:right="200"/>
-      </w:pPr>
-      <w:r>
-        <w:rPr>
-          <w:rFonts w:ascii="Courier New" w:cs="Courier New" w:eastAsia="Courier New" w:hAnsi="Courier New"/>
-          <w:color w:val="243044"/>
-          <w:sz w:val="17"/>
-          <w:szCs w:val="17"/>
-        </w:rPr>
-        <w:t xml:space="preserve">  let a: text = call p(x) using m;      // bound 111</w:t>
-      </w:r>
-    </w:p>
-    <w:p>
-      <w:pPr>
-        <w:shd w:fill="F2F4F7" w:val="clear"/>
-        <w:spacing w:after="0" w:before="0"/>
-        <w:ind w:left="200" w:right="200"/>
-      </w:pPr>
-      <w:r>
-        <w:rPr>
-          <w:rFonts w:ascii="Courier New" w:cs="Courier New" w:eastAsia="Courier New" w:hAnsi="Courier New"/>
-          <w:color w:val="243044"/>
-          <w:sz w:val="17"/>
-          <w:szCs w:val="17"/>
-        </w:rPr>
-        <w:t xml:space="preserve">} else {</w:t>
-      </w:r>
-    </w:p>
-    <w:p>
-      <w:pPr>
-        <w:shd w:fill="F2F4F7" w:val="clear"/>
-        <w:spacing w:after="0" w:before="0"/>
-        <w:ind w:left="200" w:right="200"/>
-      </w:pPr>
-      <w:r>
-        <w:rPr>
-          <w:rFonts w:ascii="Courier New" w:cs="Courier New" w:eastAsia="Courier New" w:hAnsi="Courier New"/>
-          <w:color w:val="243044"/>
-          <w:sz w:val="17"/>
-          <w:szCs w:val="17"/>
-        </w:rPr>
-        <w:t xml:space="preserve">  let b: text = call p(y) using m;      // bound 111</w:t>
-      </w:r>
-    </w:p>
-    <w:p>
-      <w:pPr>
-        <w:shd w:fill="F2F4F7" w:val="clear"/>
-        <w:spacing w:after="140" w:before="0"/>
-        <w:ind w:left="200" w:right="200"/>
-      </w:pPr>
-      <w:r>
-        <w:rPr>
-          <w:rFonts w:ascii="Courier New" w:cs="Courier New" w:eastAsia="Courier New" w:hAnsi="Courier New"/>
-          <w:color w:val="243044"/>
-          <w:sz w:val="17"/>
-          <w:szCs w:val="17"/>
-        </w:rPr>
-        <w:t xml:space="preserve">}</w:t>
+        <w:t xml:space="preserve">Accept a secret branch when both arms have the same certified maximum cost. An external audit showed that two arms calling the same model with different variables have the same maximum and different bills: the workflow billed differently in 225 of 425 paired executions. A maximum is not a value.</w:t>
+      </w:r>
+    </w:p>
+    <w:p>
+      <w:pPr>
+        <w:pStyle w:val="Heading2"/>
+        <w:spacing w:after="120" w:before="260"/>
+      </w:pPr>
+      <w:r>
+        <w:rPr>
+          <w:rFonts w:ascii="Cambria" w:cs="Cambria" w:eastAsia="Cambria" w:hAnsi="Cambria"/>
+          <w:b/>
+          <w:bCs/>
+          <w:color w:val="152238"/>
+          <w:sz w:val="25"/>
+          <w:szCs w:val="25"/>
+        </w:rPr>
+        <w:t xml:space="preserve">2.2  Second answer: equal request sizes. Also wrong.</w:t>
       </w:r>
     </w:p>
     <w:p>
@@ -1843,7 +1686,81 @@
           <w:sz w:val="21"/>
           <w:szCs w:val="21"/>
         </w:rPr>
-        <w:t xml:space="preserve">Both arms call the same model with one argument whose declared cap is 100, so both certify at exactly 111 tokens. The rule sees equality and accepts.</w:t>
+        <w:t xml:space="preserve">Accept when both arms send requests of the same size in the same order. Our own audit refuted it three ways:</w:t>
+      </w:r>
+    </w:p>
+    <w:p>
+      <w:pPr>
+        <w:pStyle w:val="ListParagraph"/>
+        <w:numPr>
+          <w:ilvl w:val="0"/>
+          <w:numId w:val="2"/>
+        </w:numPr>
+        <w:spacing w:after="90"/>
+      </w:pPr>
+      <w:r>
+        <w:rPr>
+          <w:rFonts w:ascii="Calibri" w:cs="Calibri" w:eastAsia="Calibri" w:hAnsi="Calibri"/>
+          <w:color w:val="1A1F2B"/>
+          <w:sz w:val="21"/>
+          <w:szCs w:val="21"/>
+        </w:rPr>
+        <w:t xml:space="preserve">Real tokenizers bill equal-size strings differently: "aaaa" is one token and "bbbb" two under r50k_base, and 84-92% of random equal-length pairs differ across fourteen tokenizers.</w:t>
+      </w:r>
+    </w:p>
+    <w:p>
+      <w:pPr>
+        <w:pStyle w:val="ListParagraph"/>
+        <w:numPr>
+          <w:ilvl w:val="0"/>
+          <w:numId w:val="2"/>
+        </w:numPr>
+        <w:spacing w:after="90"/>
+      </w:pPr>
+      <w:r>
+        <w:rPr>
+          <w:rFonts w:ascii="Calibri" w:cs="Calibri" w:eastAsia="Calibri" w:hAnsi="Calibri"/>
+          <w:color w:val="1A1F2B"/>
+          <w:sz w:val="21"/>
+          <w:szCs w:val="21"/>
+        </w:rPr>
+        <w:t xml:space="preserve">A real model (SmolLM2-135M-Instruct) answered fifteen pairs of requests of identical token length at different lengths in all fifteen, with a mean difference of 34 tokens: it answers content, not size.</w:t>
+      </w:r>
+    </w:p>
+    <w:p>
+      <w:pPr>
+        <w:pStyle w:val="ListParagraph"/>
+        <w:numPr>
+          <w:ilvl w:val="0"/>
+          <w:numId w:val="2"/>
+        </w:numPr>
+        <w:spacing w:after="90"/>
+      </w:pPr>
+      <w:r>
+        <w:rPr>
+          <w:rFonts w:ascii="Calibri" w:cs="Calibri" w:eastAsia="Calibri" w:hAnsi="Calibri"/>
+          <w:color w:val="1A1F2B"/>
+          <w:sz w:val="21"/>
+          <w:szCs w:val="21"/>
+        </w:rPr>
+        <w:t xml:space="preserve">The rule named models and prompts by local name, so redeclaring one inside an arm fooled it.</w:t>
+      </w:r>
+    </w:p>
+    <w:p>
+      <w:pPr>
+        <w:pStyle w:val="Heading2"/>
+        <w:spacing w:after="120" w:before="260"/>
+      </w:pPr>
+      <w:r>
+        <w:rPr>
+          <w:rFonts w:ascii="Cambria" w:cs="Cambria" w:eastAsia="Cambria" w:hAnsi="Cambria"/>
+          <w:b/>
+          <w:bCs/>
+          <w:color w:val="152238"/>
+          <w:sz w:val="25"/>
+          <w:szCs w:val="25"/>
+        </w:rPr>
+        <w:t xml:space="preserve">2.3  Why every size-based rule fails</w:t>
       </w:r>
     </w:p>
     <w:p>
@@ -1859,8 +1776,30 @@
           <w:sz w:val="21"/>
           <w:szCs w:val="21"/>
         </w:rPr>
-        <w:t xml:space="preserve">But x and y are different values. </w:t>
-      </w:r>
+        <w:t xml:space="preserve">Theorem (size-blindness). Any analysis that sees prompt text only through a size measure is either unsound against some provider whose answers depend on content, or rejects a secret branch whose two arms are identical. This holds even if soundness is only required for deterministic providers and for the total output-token count. The resource-aware noninterference of Ngo et al. (IEEE S&amp;P 2017) indexes by size, so instantiating it with an LLM call gives such an analysis. RelCost (POPL 2017) can also express that identical inputs cost the same, which amounts to comparing content for a fixed pair of runs; it does not resolve a secret branch over all its feasible outcomes or bound leakage in bits. The theorem is checked in Coq, and checking it found a gap in the first paper proof.</w:t>
+      </w:r>
+    </w:p>
+    <w:p>
+      <w:pPr>
+        <w:pStyle w:val="Heading1"/>
+        <w:spacing w:after="160" w:before="320"/>
+      </w:pPr>
+      <w:r>
+        <w:rPr>
+          <w:rFonts w:ascii="Cambria" w:cs="Cambria" w:eastAsia="Cambria" w:hAnsi="Cambria"/>
+          <w:b/>
+          <w:bCs/>
+          <w:color w:val="152238"/>
+          <w:sz w:val="30"/>
+          <w:szCs w:val="30"/>
+        </w:rPr>
+        <w:t xml:space="preserve">3  Compare the requests themselves</w:t>
+      </w:r>
+    </w:p>
+    <w:p>
+      <w:pPr>
+        <w:spacing w:after="120" w:before="0"/>
+      </w:pPr>
       <w:r>
         <w:rPr>
           <w:rFonts w:ascii="Calibri" w:cs="Calibri" w:eastAsia="Calibri" w:hAnsi="Calibri"/>
@@ -1868,7 +1807,55 @@
           <w:sz w:val="21"/>
           <w:szCs w:val="21"/>
         </w:rPr>
-        <w:t xml:space="preserve">Their actual lengths need not agree, and both are within their caps. An upper bound constrains a maximum; two quantities with the same maximum are not thereby equal. Fix |x| = 14 and |y| = 52 and the two executions consume 15 and 53 tokens — the secret chose which.</w:t>
+        <w:t xml:space="preserve">At a branch whose condition reads a secret, the compiler enumerates every combination of outcomes the secret's conditions can actually take, and for each writes down the requests the workflow would send: the model's identity, the request text as sent, inputs by declaration and earlier answers by position. If every combination gives the same requests, no observer of the requests and responses can tell the secrets apart, for any provider and any tokenizer (checked in Coq). If k distinct request patterns remain, the workflow reveals at most log2 k bits (min-capacity), however many times it runs; a workflow may declare such a budget with leaks b.</w:t>
+      </w:r>
+    </w:p>
+    <w:p>
+      <w:pPr>
+        <w:shd w:fill="F2F4F7" w:val="clear"/>
+        <w:spacing w:after="0" w:before="100"/>
+        <w:ind w:left="200" w:right="200"/>
+      </w:pPr>
+      <w:r>
+        <w:rPr>
+          <w:rFonts w:ascii="Courier New" w:cs="Courier New" w:eastAsia="Courier New" w:hAnsi="Courier New"/>
+          <w:color w:val="243044"/>
+          <w:sz w:val="17"/>
+          <w:szCs w:val="17"/>
+        </w:rPr>
+        <w:t xml:space="preserve">error [E236] the guard 'enterprise' depends on a secret and the two arms send</w:t>
+      </w:r>
+    </w:p>
+    <w:p>
+      <w:pPr>
+        <w:shd w:fill="F2F4F7" w:val="clear"/>
+        <w:spacing w:after="0" w:before="0"/>
+        <w:ind w:left="200" w:right="200"/>
+      </w:pPr>
+      <w:r>
+        <w:rPr>
+          <w:rFonts w:ascii="Courier New" w:cs="Courier New" w:eastAsia="Courier New" w:hAnsi="Courier New"/>
+          <w:color w:val="243044"/>
+          <w:sz w:val="17"/>
+          <w:szCs w:val="17"/>
+        </w:rPr>
+        <w:t xml:space="preserve">  different requests ... then-arm sends [offline-m("Escalate in detail!: " + ticket)]</w:t>
+      </w:r>
+    </w:p>
+    <w:p>
+      <w:pPr>
+        <w:shd w:fill="F2F4F7" w:val="clear"/>
+        <w:spacing w:after="140" w:before="0"/>
+        <w:ind w:left="200" w:right="200"/>
+      </w:pPr>
+      <w:r>
+        <w:rPr>
+          <w:rFonts w:ascii="Courier New" w:cs="Courier New" w:eastAsia="Courier New" w:hAnsi="Courier New"/>
+          <w:color w:val="243044"/>
+          <w:sz w:val="17"/>
+          <w:szCs w:val="17"/>
+        </w:rPr>
+        <w:t xml:space="preserve">  and else-arm sends [offline-m("Acknowledge briefly: " + ticket)]</w:t>
       </w:r>
     </w:p>
     <w:p>
@@ -1878,13 +1865,11 @@
       <w:r>
         <w:rPr>
           <w:rFonts w:ascii="Calibri" w:cs="Calibri" w:eastAsia="Calibri" w:hAnsi="Calibri"/>
-          <w:b/>
-          <w:bCs/>
-          <w:color w:val="B0342C"/>
+          <w:color w:val="1A1F2B"/>
           <w:sz w:val="21"/>
           <w:szCs w:val="21"/>
         </w:rPr>
-        <w:t xml:space="preserve">This is measured, not argued. Holding the seed and the public inputs fixed and varying only the secret, this workflow bills differently in 225 of 425 paired executions. The theorem was withdrawn.</w:t>
+        <w:t xml:space="preserve">The two templates above have the same size; the size rule accepted this workflow, and the content rule rejects it. Coarser observers (per provider, per bill) may reorder independent calls, but never inside a retry body: an earlier version did, and the runtime showed one attempt against three under the same seed.</w:t>
       </w:r>
     </w:p>
     <w:p>
@@ -1901,7 +1886,7 @@
           <w:sz w:val="25"/>
           <w:szCs w:val="25"/>
         </w:rPr>
-        <w:t xml:space="preserve">2.2  Why the standard repair does not apply</w:t>
+        <w:t xml:space="preserve">3.1  Token bounds that hold for real tokenizers</w:t>
       </w:r>
     </w:p>
     <w:p>
@@ -1915,37 +1900,12 @@
           <w:sz w:val="21"/>
           <w:szCs w:val="21"/>
         </w:rPr>
-        <w:t xml:space="preserve">Resource side channels are well studied. Ngo, Dehesa-Azuara, Fredrikson and Hoffmann (IEEE S&amp;P 2017) formalise resource-aware noninterference by combining information-flow typing with automatic amortized resource analysis. RelCost (POPL 2017) is a relational type system that bounds the difference in cost between two executions, explicitly motivated by side channels.</w:t>
-      </w:r>
-    </w:p>
-    <w:p>
-      <w:pPr>
-        <w:spacing w:after="120" w:before="0"/>
-      </w:pPr>
-      <w:r>
-        <w:rPr>
-          <w:rFonts w:ascii="Calibri" w:cs="Calibri" w:eastAsia="Calibri" w:hAnsi="Calibri"/>
-          <w:color w:val="1A1F2B"/>
-          <w:sz w:val="21"/>
-          <w:szCs w:val="21"/>
-        </w:rPr>
-        <w:t xml:space="preserve">Both assume an operation's cost is a known function of its input — a traversal costs its length, an arithmetic step costs one — so a numeric potential can be attached to a value. An LLM call has no such function. The workflow asks for at most max_tokens; how many arrive is the provider's choice. Two executions of the same program on the same inputs already differ in cost. No potential can be assigned, and "constant resource" is the wrong property because no LLM workflow has constant resource use.</w:t>
-      </w:r>
-    </w:p>
-    <w:p>
-      <w:pPr>
-        <w:spacing w:after="120" w:before="0"/>
-      </w:pPr>
-      <w:r>
-        <w:rPr>
-          <w:rFonts w:ascii="Calibri" w:cs="Calibri" w:eastAsia="Calibri" w:hAnsi="Calibri"/>
-          <w:b/>
-          <w:bCs/>
-          <w:color w:val="1A1F2B"/>
-          <w:sz w:val="21"/>
-          <w:szCs w:val="21"/>
-        </w:rPr>
-        <w:t xml:space="preserve">The question has to be reformulated: not "is the cost constant?" but "does the secret change the bill, holding the model's behaviour fixed?"</w:t>
+        <w:t xml:space="preserve">Token counts do not add up: " Attribute" and "profiles" are one cl100k_base token each, and " Attributeprofiles" is six. A model's answer can re-encode to nine tokens per generated token, and six of fourteen tokenizers emit more tokens than bytes on some input. So the compiler bounds requests in bytes, which add up, and converts once through a measured contract for the model's tokenizer. It reports an estimate and, where a verified contract exists, a guarantee.</w:t>
+      </w:r>
+    </w:p>
+    <w:p>
+      <w:r>
+        <w:br w:type="page"/>
       </w:r>
     </w:p>
     <w:p>
@@ -1962,330 +1922,7 @@
           <w:sz w:val="30"/>
           <w:szCs w:val="30"/>
         </w:rPr>
-        <w:t xml:space="preserve">3  Billing signatures</w:t>
-      </w:r>
-    </w:p>
-    <w:p>
-      <w:pPr>
-        <w:spacing w:after="120" w:before="0"/>
-      </w:pPr>
-      <w:r>
-        <w:rPr>
-          <w:rFonts w:ascii="Calibri" w:cs="Calibri" w:eastAsia="Calibri" w:hAnsi="Calibri"/>
-          <w:color w:val="1A1F2B"/>
-          <w:sz w:val="21"/>
-          <w:szCs w:val="21"/>
-        </w:rPr>
-        <w:t xml:space="preserve">Because the numbers are unavailable, the compiler compares structure instead.</w:t>
-      </w:r>
-    </w:p>
-    <w:p>
-      <w:pPr>
-        <w:pStyle w:val="Heading2"/>
-        <w:spacing w:after="120" w:before="260"/>
-      </w:pPr>
-      <w:r>
-        <w:rPr>
-          <w:rFonts w:ascii="Cambria" w:cs="Cambria" w:eastAsia="Cambria" w:hAnsi="Cambria"/>
-          <w:b/>
-          <w:bCs/>
-          <w:color w:val="152238"/>
-          <w:sz w:val="25"/>
-          <w:szCs w:val="25"/>
-        </w:rPr>
-        <w:t xml:space="preserve">3.1  What is observed</w:t>
-      </w:r>
-    </w:p>
-    <w:p>
-      <w:pPr>
-        <w:spacing w:after="120" w:before="0"/>
-      </w:pPr>
-      <w:r>
-        <w:rPr>
-          <w:rFonts w:ascii="Calibri" w:cs="Calibri" w:eastAsia="Calibri" w:hAnsi="Calibri"/>
-          <w:color w:val="1A1F2B"/>
-          <w:sz w:val="21"/>
-          <w:szCs w:val="21"/>
-        </w:rPr>
-        <w:t xml:space="preserve">The observation is the billing vector: for each model, the input tokens, output tokens, and call count charged to it. This is what an itemised invoice shows. A scalar total is the wrong observation — two runs can agree on total tokens while charging different models at different published prices.</w:t>
-      </w:r>
-    </w:p>
-    <w:p>
-      <w:pPr>
-        <w:pStyle w:val="Heading2"/>
-        <w:spacing w:after="120" w:before="260"/>
-      </w:pPr>
-      <w:r>
-        <w:rPr>
-          <w:rFonts w:ascii="Cambria" w:cs="Cambria" w:eastAsia="Cambria" w:hAnsi="Cambria"/>
-          <w:b/>
-          <w:bCs/>
-          <w:color w:val="152238"/>
-          <w:sz w:val="25"/>
-          <w:szCs w:val="25"/>
-        </w:rPr>
-        <w:t xml:space="preserve">3.2  The coupling</w:t>
-      </w:r>
-    </w:p>
-    <w:p>
-      <w:pPr>
-        <w:spacing w:after="120" w:before="0"/>
-      </w:pPr>
-      <w:r>
-        <w:rPr>
-          <w:rFonts w:ascii="Calibri" w:cs="Calibri" w:eastAsia="Calibri" w:hAnsi="Calibri"/>
-          <w:color w:val="1A1F2B"/>
-          <w:sz w:val="21"/>
-          <w:szCs w:val="21"/>
-        </w:rPr>
-        <w:t xml:space="preserve">A model oracle determines, for each model and call index, how many output tokens come back and whether a retry attempt succeeded. Two executions are compared under the same oracle. This is the standard device for relational reasoning about randomised systems, and without it the bill varies for reasons unrelated to the secret.</w:t>
-      </w:r>
-    </w:p>
-    <w:p>
-      <w:pPr>
-        <w:pStyle w:val="Heading2"/>
-        <w:spacing w:after="120" w:before="260"/>
-      </w:pPr>
-      <w:r>
-        <w:rPr>
-          <w:rFonts w:ascii="Cambria" w:cs="Cambria" w:eastAsia="Cambria" w:hAnsi="Cambria"/>
-          <w:b/>
-          <w:bCs/>
-          <w:color w:val="152238"/>
-          <w:sz w:val="25"/>
-          <w:szCs w:val="25"/>
-        </w:rPr>
-        <w:t xml:space="preserve">3.3  The abstraction</w:t>
-      </w:r>
-    </w:p>
-    <w:p>
-      <w:pPr>
-        <w:spacing w:after="120" w:before="0"/>
-      </w:pPr>
-      <w:r>
-        <w:rPr>
-          <w:rFonts w:ascii="Calibri" w:cs="Calibri" w:eastAsia="Calibri" w:hAnsi="Calibri"/>
-          <w:color w:val="1A1F2B"/>
-          <w:sz w:val="21"/>
-          <w:szCs w:val="21"/>
-        </w:rPr>
-        <w:t xml:space="preserve">Each branch arm is abstracted to an ordered signature of billing events. A call contributes the model it uses and a symbolic term for its input size. The term may mention only quantities that provably agree across the two compared executions:</w:t>
-      </w:r>
-    </w:p>
-    <w:p>
-      <w:pPr>
-        <w:pStyle w:val="ListParagraph"/>
-        <w:numPr>
-          <w:ilvl w:val="0"/>
-          <w:numId w:val="2"/>
-        </w:numPr>
-        <w:spacing w:after="90"/>
-      </w:pPr>
-      <w:r>
-        <w:rPr>
-          <w:rFonts w:ascii="Calibri" w:cs="Calibri" w:eastAsia="Calibri" w:hAnsi="Calibri"/>
-          <w:color w:val="1A1F2B"/>
-          <w:sz w:val="21"/>
-          <w:szCs w:val="21"/>
-        </w:rPr>
-        <w:t xml:space="preserve">constants — the prompt template and any literal arguments;</w:t>
-      </w:r>
-    </w:p>
-    <w:p>
-      <w:pPr>
-        <w:pStyle w:val="ListParagraph"/>
-        <w:numPr>
-          <w:ilvl w:val="0"/>
-          <w:numId w:val="2"/>
-        </w:numPr>
-        <w:spacing w:after="90"/>
-      </w:pPr>
-      <w:r>
-        <w:rPr>
-          <w:rFonts w:ascii="Calibri" w:cs="Calibri" w:eastAsia="Calibri" w:hAnsi="Calibri"/>
-          <w:color w:val="1A1F2B"/>
-          <w:sz w:val="21"/>
-          <w:szCs w:val="21"/>
-        </w:rPr>
-        <w:t xml:space="preserve">|x| for a variable bound outside the branch, equal because the public inputs are fixed by hypothesis;</w:t>
-      </w:r>
-    </w:p>
-    <w:p>
-      <w:pPr>
-        <w:pStyle w:val="ListParagraph"/>
-        <w:numPr>
-          <w:ilvl w:val="0"/>
-          <w:numId w:val="2"/>
-        </w:numPr>
-        <w:spacing w:after="90"/>
-      </w:pPr>
-      <w:r>
-        <w:rPr>
-          <w:rFonts w:ascii="Calibri" w:cs="Calibri" w:eastAsia="Calibri" w:hAnsi="Calibri"/>
-          <w:color w:val="1A1F2B"/>
-          <w:sz w:val="21"/>
-          <w:szCs w:val="21"/>
-        </w:rPr>
-        <w:t xml:space="preserve">the result of an earlier call in the same signature, referred to by position rather than by name, equal because the k-th call returns the same answer under the shared oracle.</w:t>
-      </w:r>
-    </w:p>
-    <w:p>
-      <w:pPr>
-        <w:spacing w:after="120" w:before="0"/>
-      </w:pPr>
-      <w:r>
-        <w:rPr>
-          <w:rFonts w:ascii="Calibri" w:cs="Calibri" w:eastAsia="Calibri" w:hAnsi="Calibri"/>
-          <w:color w:val="1A1F2B"/>
-          <w:sz w:val="21"/>
-          <w:szCs w:val="21"/>
-        </w:rPr>
-        <w:t xml:space="preserve">A branch on a public guard keeps both of its arms, since both executions see the same public data and take the same one. A nested secret-guarded branch whose arms already agree contributes that common signature, which makes the analysis compositional. An argument labelled secret makes the signature undefined, and an undefined signature is rejected.</w:t>
-      </w:r>
-    </w:p>
-    <w:p>
-      <w:pPr>
-        <w:spacing w:after="120" w:before="0"/>
-      </w:pPr>
-      <w:r>
-        <w:rPr>
-          <w:rFonts w:ascii="Calibri" w:cs="Calibri" w:eastAsia="Calibri" w:hAnsi="Calibri"/>
-          <w:b/>
-          <w:bCs/>
-          <w:color w:val="1A1F2B"/>
-          <w:sz w:val="21"/>
-          <w:szCs w:val="21"/>
-        </w:rPr>
-        <w:t xml:space="preserve">The rule: at a secret-guarded branch, both signatures must be defined and equal.</w:t>
-      </w:r>
-    </w:p>
-    <w:p>
-      <w:pPr>
-        <w:spacing w:after="120" w:before="0"/>
-      </w:pPr>
-      <w:r>
-        <w:rPr>
-          <w:rFonts w:ascii="Calibri" w:cs="Calibri" w:eastAsia="Calibri" w:hAnsi="Calibri"/>
-          <w:color w:val="1A1F2B"/>
-          <w:sz w:val="21"/>
-          <w:szCs w:val="21"/>
-        </w:rPr>
-        <w:t xml:space="preserve">On the counterexample the arms yield m(in = 1 + |x|) and m(in = 1 + |y|), and the compiler reports exactly that:</w:t>
-      </w:r>
-    </w:p>
-    <w:p>
-      <w:pPr>
-        <w:shd w:fill="F2F4F7" w:val="clear"/>
-        <w:spacing w:after="0" w:before="100"/>
-        <w:ind w:left="200" w:right="200"/>
-      </w:pPr>
-      <w:r>
-        <w:rPr>
-          <w:rFonts w:ascii="Courier New" w:cs="Courier New" w:eastAsia="Courier New" w:hAnsi="Courier New"/>
-          <w:color w:val="243044"/>
-          <w:sz w:val="17"/>
-          <w:szCs w:val="17"/>
-        </w:rPr>
-        <w:t xml:space="preserve">error [E236] this branch is guarded by a secret and its two arms bill</w:t>
-      </w:r>
-    </w:p>
-    <w:p>
-      <w:pPr>
-        <w:shd w:fill="F2F4F7" w:val="clear"/>
-        <w:spacing w:after="0" w:before="0"/>
-        <w:ind w:left="200" w:right="200"/>
-      </w:pPr>
-      <w:r>
-        <w:rPr>
-          <w:rFonts w:ascii="Courier New" w:cs="Courier New" w:eastAsia="Courier New" w:hAnsi="Courier New"/>
-          <w:color w:val="243044"/>
-          <w:sz w:val="17"/>
-          <w:szCs w:val="17"/>
-        </w:rPr>
-        <w:t xml:space="preserve">  differently, so the bill reveals the secret;</w:t>
-      </w:r>
-    </w:p>
-    <w:p>
-      <w:pPr>
-        <w:shd w:fill="F2F4F7" w:val="clear"/>
-        <w:spacing w:after="140" w:before="0"/>
-        <w:ind w:left="200" w:right="200"/>
-      </w:pPr>
-      <w:r>
-        <w:rPr>
-          <w:rFonts w:ascii="Courier New" w:cs="Courier New" w:eastAsia="Courier New" w:hAnsi="Courier New"/>
-          <w:color w:val="243044"/>
-          <w:sz w:val="17"/>
-          <w:szCs w:val="17"/>
-        </w:rPr>
-        <w:t xml:space="preserve">  then-arm bills [m(in=1 + |x|)]  and  else-arm bills [m(in=1 + |y|)]</w:t>
-      </w:r>
-    </w:p>
-    <w:p>
-      <w:pPr>
-        <w:pStyle w:val="Heading2"/>
-        <w:spacing w:after="120" w:before="260"/>
-      </w:pPr>
-      <w:r>
-        <w:rPr>
-          <w:rFonts w:ascii="Cambria" w:cs="Cambria" w:eastAsia="Cambria" w:hAnsi="Cambria"/>
-          <w:b/>
-          <w:bCs/>
-          <w:color w:val="152238"/>
-          <w:sz w:val="25"/>
-          <w:szCs w:val="25"/>
-        </w:rPr>
-        <w:t xml:space="preserve">3.4  Stated incompleteness</w:t>
-      </w:r>
-    </w:p>
-    <w:p>
-      <w:pPr>
-        <w:spacing w:after="120" w:before="0"/>
-      </w:pPr>
-      <w:r>
-        <w:rPr>
-          <w:rFonts w:ascii="Calibri" w:cs="Calibri" w:eastAsia="Calibri" w:hAnsi="Calibri"/>
-          <w:color w:val="1A1F2B"/>
-          <w:sz w:val="21"/>
-          <w:szCs w:val="21"/>
-        </w:rPr>
-        <w:t xml:space="preserve">The rule rejects safe programs. Two arms reading different variables that happen always to have equal length are rejected, because the compiler has no reason to believe they do. Separately, chaining calls inside a secret-guarded arm is rejected because the program-counter rule makes the intermediate result secret; that rejection is sound but stronger than necessary, and relaxing it is the clearest next step.</w:t>
-      </w:r>
-    </w:p>
-    <w:p>
-      <w:r>
-        <w:br w:type="page"/>
-      </w:r>
-    </w:p>
-    <w:p>
-      <w:pPr>
-        <w:pStyle w:val="Heading1"/>
-        <w:spacing w:after="160" w:before="320"/>
-      </w:pPr>
-      <w:r>
-        <w:rPr>
-          <w:rFonts w:ascii="Cambria" w:cs="Cambria" w:eastAsia="Cambria" w:hAnsi="Cambria"/>
-          <w:b/>
-          <w:bCs/>
-          <w:color w:val="152238"/>
-          <w:sz w:val="30"/>
-          <w:szCs w:val="30"/>
-        </w:rPr>
         <w:t xml:space="preserve">4  Architecture and compiler concepts</w:t>
-      </w:r>
-    </w:p>
-    <w:p>
-      <w:pPr>
-        <w:spacing w:after="120" w:before="0"/>
-      </w:pPr>
-      <w:r>
-        <w:rPr>
-          <w:rFonts w:ascii="Calibri" w:cs="Calibri" w:eastAsia="Calibri" w:hAnsi="Calibri"/>
-          <w:color w:val="1A1F2B"/>
-          <w:sz w:val="21"/>
-          <w:szCs w:val="21"/>
-        </w:rPr>
-        <w:t xml:space="preserve">The pipeline is a conventional compiler front end followed by three analyses. Every stage produces an explicit C++ data structure and can be printed from the command line.</w:t>
       </w:r>
     </w:p>
     <w:tbl>
@@ -2714,7 +2351,7 @@
                 <w:sz w:val="20"/>
                 <w:szCs w:val="20"/>
               </w:rPr>
-              <w:t xml:space="preserve">One scope per block; a binding inside a branch does not escape it</w:t>
+              <w:t xml:space="preserve">One scope per block; a unique identity per declaration</w:t>
             </w:r>
           </w:p>
         </w:tc>
@@ -2822,7 +2459,7 @@
                 <w:sz w:val="20"/>
                 <w:szCs w:val="20"/>
               </w:rPr>
-              <w:t xml:space="preserve">Names, types, prompt arity, template placeholders, security labels</w:t>
+              <w:t xml:space="preserve">Names, types, placeholders, a data label and a program-counter label per value</w:t>
             </w:r>
           </w:p>
         </w:tc>
@@ -2902,7 +2539,7 @@
                 <w:sz w:val="20"/>
                 <w:szCs w:val="20"/>
               </w:rPr>
-              <w:t xml:space="preserve">Token bound</w:t>
+              <w:t xml:space="preserve">Token bounds</w:t>
             </w:r>
           </w:p>
         </w:tc>
@@ -2928,7 +2565,7 @@
                 <w:sz w:val="20"/>
                 <w:szCs w:val="20"/>
               </w:rPr>
-              <w:t xml:space="preserve">Structural induction with saturating arithmetic</w:t>
+              <w:t xml:space="preserve">Output, estimated input, guaranteed input through tokenizer contracts</w:t>
             </w:r>
           </w:p>
         </w:tc>
@@ -3009,7 +2646,7 @@
                 <w:sz w:val="20"/>
                 <w:szCs w:val="20"/>
               </w:rPr>
-              <w:t xml:space="preserve">Billing signatures</w:t>
+              <w:t xml:space="preserve">Request signatures</w:t>
             </w:r>
           </w:p>
         </w:tc>
@@ -3036,7 +2673,7 @@
                 <w:sz w:val="20"/>
                 <w:szCs w:val="20"/>
               </w:rPr>
-              <w:t xml:space="preserve">Discharges the obligation at each secret-guarded branch</w:t>
+              <w:t xml:space="preserve">Resolution of secret branches, leakage classes, observers</w:t>
             </w:r>
           </w:p>
         </w:tc>
@@ -3250,7 +2887,7 @@
                 <w:sz w:val="20"/>
                 <w:szCs w:val="20"/>
               </w:rPr>
-              <w:t xml:space="preserve">Bound, assumption, labels, justifications, obligations</w:t>
+              <w:t xml:space="preserve">Bound to the source by SHA-256; bounds, labels, justifications, leakage</w:t>
             </w:r>
           </w:p>
         </w:tc>
@@ -3330,7 +2967,7 @@
                 <w:sz w:val="20"/>
                 <w:szCs w:val="20"/>
               </w:rPr>
-              <w:t xml:space="preserve">Billing vector</w:t>
+              <w:t xml:space="preserve">Call transcript</w:t>
             </w:r>
           </w:p>
         </w:tc>
@@ -3356,7 +2993,7 @@
                 <w:sz w:val="20"/>
                 <w:szCs w:val="20"/>
               </w:rPr>
-              <w:t xml:space="preserve">Deterministic offline mock, used to try to falsify the bound</w:t>
+              <w:t xml:space="preserve">Offline mock with a content-dependent provider, used to falsify the analyses</w:t>
             </w:r>
           </w:p>
         </w:tc>
@@ -3556,7 +3193,7 @@
                 <w:sz w:val="20"/>
                 <w:szCs w:val="20"/>
               </w:rPr>
-              <w:t xml:space="preserve">Hand-written scanner with location tracking; L001–L003 for unexpected characters, unterminated strings, unsupported escapes</w:t>
+              <w:t xml:space="preserve">Hand-written scanner with location tracking; string escapes; doubled braces as literal braces in templates</w:t>
             </w:r>
           </w:p>
         </w:tc>
@@ -3615,7 +3252,7 @@
                 <w:sz w:val="20"/>
                 <w:szCs w:val="20"/>
               </w:rPr>
-              <w:t xml:space="preserve">Recursive descent over the grammar in docs/LANGUAGE_SPEC.md, with statement-level error recovery so independent faults are reported together</w:t>
+              <w:t xml:space="preserve">Recursive descent with statement-level error recovery; contextual keywords for new clauses</w:t>
             </w:r>
           </w:p>
         </w:tc>
@@ -3672,7 +3309,7 @@
                 <w:sz w:val="20"/>
                 <w:szCs w:val="20"/>
               </w:rPr>
-              <w:t xml:space="preserve">std::unique_ptr ownership throughout; no raw owning pointers and no global mutable compiler state</w:t>
+              <w:t xml:space="preserve">std::unique_ptr ownership throughout</w:t>
             </w:r>
           </w:p>
         </w:tc>
@@ -3731,7 +3368,7 @@
                 <w:sz w:val="20"/>
                 <w:szCs w:val="20"/>
               </w:rPr>
-              <w:t xml:space="preserve">Nested scopes with parent-chain lookup; branch and retry bodies are child scopes</w:t>
+              <w:t xml:space="preserve">Nested scopes; every declaration gets its own identity, so later passes never compare names</w:t>
             </w:r>
           </w:p>
         </w:tc>
@@ -3788,7 +3425,7 @@
                 <w:sz w:val="20"/>
                 <w:szCs w:val="20"/>
               </w:rPr>
-              <w:t xml:space="preserve">Prompt arity and argument types, let result types, tool signatures, template placeholder matching</w:t>
+              <w:t xml:space="preserve">Prompt arity and argument types, result types, tool signatures, placeholder matching, units of length</w:t>
             </w:r>
           </w:p>
         </w:tc>
@@ -3847,7 +3484,7 @@
                 <w:sz w:val="20"/>
                 <w:szCs w:val="20"/>
               </w:rPr>
-              <w:t xml:space="preserve">A product label lattice with a program-counter label, which is what catches implicit flows</w:t>
+              <w:t xml:space="preserve">A product label lattice, with separate content and program-counter labels</w:t>
             </w:r>
           </w:p>
         </w:tc>
@@ -3904,7 +3541,7 @@
                 <w:sz w:val="20"/>
                 <w:szCs w:val="20"/>
               </w:rPr>
-              <w:t xml:space="preserve">Cost derived by structural induction over control flow, reported as two separately sound components</w:t>
+              <w:t xml:space="preserve">Bounds by structural induction, in bytes, converted through measured tokenizer contracts</w:t>
             </w:r>
           </w:p>
         </w:tc>
@@ -3963,7 +3600,7 @@
                 <w:sz w:val="20"/>
                 <w:szCs w:val="20"/>
               </w:rPr>
-              <w:t xml:space="preserve">Signature abstraction compared for structural equality — the contribution of this phase</w:t>
+              <w:t xml:space="preserve">Request signatures compared across every feasible outcome of the secret conditions</w:t>
             </w:r>
           </w:p>
         </w:tc>
@@ -4075,7 +3712,7 @@
           <w:sz w:val="21"/>
           <w:szCs w:val="21"/>
         </w:rPr>
-        <w:t xml:space="preserve">5,340 lines of C++17 across 12 source files and 15 headers, plus 1,446 lines of tests. The build is warning-free under -std=c++17 -Wall -Wextra -pedantic.</w:t>
+        <w:t xml:space="preserve">About 7,900 lines of C++17 and 2,300 lines of tests. The build is warning-free under -std=c++17 -Wall -Wextra -pedantic.</w:t>
       </w:r>
     </w:p>
     <w:p>
@@ -4094,7 +3731,7 @@
           <w:sz w:val="21"/>
           <w:szCs w:val="21"/>
         </w:rPr>
-        <w:t xml:space="preserve">One module, one responsibility. The cost pass and the relational pass share a symbol table and nothing else. The semantic pass records per-call facts so both later passes are pure structural walks needing no symbol lookups.</w:t>
+        <w:t xml:space="preserve">One module, one responsibility; the withdrawn relational rules are kept in their own file, selectable for evaluation only.</w:t>
       </w:r>
     </w:p>
     <w:p>
@@ -4113,7 +3750,7 @@
           <w:sz w:val="21"/>
           <w:szCs w:val="21"/>
         </w:rPr>
-        <w:t xml:space="preserve">No manual memory management. unique_ptr owns the AST; there is no raw new anywhere in the project.</w:t>
+        <w:t xml:space="preserve">No manual memory management: unique_ptr owns the AST.</w:t>
       </w:r>
     </w:p>
     <w:p>
@@ -4132,7 +3769,7 @@
           <w:sz w:val="21"/>
           <w:szCs w:val="21"/>
         </w:rPr>
-        <w:t xml:space="preserve">Diagnostics are structured data: 39 stable codes, each carrying a source location. The compiler accumulates errors rather than aborting at the first fault, so a single run reports a dozen independent problems.</w:t>
+        <w:t xml:space="preserve">Diagnostics are structured data with stable codes and source locations; one run reports every independent problem.</w:t>
       </w:r>
     </w:p>
     <w:p>
@@ -4151,7 +3788,7 @@
           <w:sz w:val="21"/>
           <w:szCs w:val="21"/>
         </w:rPr>
-        <w:t xml:space="preserve">Saturating arithmetic throughout the cost analysis. An overflowed bound remains an over-approximation and is rejected outright by E266 rather than silently trusted.</w:t>
+        <w:t xml:space="preserve">Saturating arithmetic in the cost analysis; a saturated bound is rejected (E266).</w:t>
       </w:r>
     </w:p>
     <w:p>
@@ -4170,7 +3807,7 @@
           <w:sz w:val="21"/>
           <w:szCs w:val="21"/>
         </w:rPr>
-        <w:t xml:space="preserve">One definition of what a value contributes when substituted into a prompt, shared by the analyser and the runtime. They disagreed once, and that was a real soundness bug (section 7).</w:t>
+        <w:t xml:space="preserve">The tokenizer contract table is generated from measurements by a script that refuses any contract the measurements contradict.</w:t>
       </w:r>
     </w:p>
     <w:p>
@@ -4188,23 +3825,6 @@
           <w:szCs w:val="30"/>
         </w:rPr>
         <w:t xml:space="preserve">6  Testing and results</w:t>
-      </w:r>
-    </w:p>
-    <w:p>
-      <w:pPr>
-        <w:pStyle w:val="Heading2"/>
-        <w:spacing w:after="120" w:before="260"/>
-      </w:pPr>
-      <w:r>
-        <w:rPr>
-          <w:rFonts w:ascii="Cambria" w:cs="Cambria" w:eastAsia="Cambria" w:hAnsi="Cambria"/>
-          <w:b/>
-          <w:bCs/>
-          <w:color w:val="152238"/>
-          <w:sz w:val="25"/>
-          <w:szCs w:val="25"/>
-        </w:rPr>
-        <w:t xml:space="preserve">6.1  Four layers</w:t>
       </w:r>
     </w:p>
     <w:tbl>
@@ -4339,7 +3959,7 @@
                 <w:sz w:val="20"/>
                 <w:szCs w:val="20"/>
               </w:rPr>
-              <w:t xml:space="preserve">95</w:t>
+              <w:t xml:space="preserve">137</w:t>
             </w:r>
           </w:p>
         </w:tc>
@@ -4367,7 +3987,7 @@
                 <w:sz w:val="20"/>
                 <w:szCs w:val="20"/>
               </w:rPr>
-              <w:t xml:space="preserve">Unit and integration assertions</w:t>
+              <w:t xml:space="preserve">Unit and integration tests</w:t>
             </w:r>
           </w:p>
         </w:tc>
@@ -4395,7 +4015,7 @@
                 <w:sz w:val="20"/>
                 <w:szCs w:val="20"/>
               </w:rPr>
-              <w:t xml:space="preserve">Lexer, parser, AST, symbols, types, flow labels, cost, relational, IR, runtime</w:t>
+              <w:t xml:space="preserve">Every stage, the runtime, every audit counterexample, 13 attempts to abuse the content/program-counter split</w:t>
             </w:r>
           </w:p>
         </w:tc>
@@ -4425,7 +4045,7 @@
                 <w:sz w:val="20"/>
                 <w:szCs w:val="20"/>
               </w:rPr>
-              <w:t xml:space="preserve">34</w:t>
+              <w:t xml:space="preserve">4</w:t>
             </w:r>
           </w:p>
         </w:tc>
@@ -4454,7 +4074,7 @@
                 <w:sz w:val="20"/>
                 <w:szCs w:val="20"/>
               </w:rPr>
-              <w:t xml:space="preserve">Example programs</w:t>
+              <w:t xml:space="preserve">Coq theorems</w:t>
             </w:r>
           </w:p>
         </w:tc>
@@ -4483,7 +4103,7 @@
                 <w:sz w:val="20"/>
                 <w:szCs w:val="20"/>
               </w:rPr>
-              <w:t xml:space="preserve">9 valid, 20 invalid, 5 boundary; every invalid one pins the exact diagnostic it must raise</w:t>
+              <w:t xml:space="preserve">Noninterference, resolution, the guaranteed bound, size-blindness; no axioms</w:t>
             </w:r>
           </w:p>
         </w:tc>
@@ -4512,7 +4132,7 @@
                 <w:sz w:val="20"/>
                 <w:szCs w:val="20"/>
               </w:rPr>
-              <w:t xml:space="preserve">63</w:t>
+              <w:t xml:space="preserve">105</w:t>
             </w:r>
           </w:p>
         </w:tc>
@@ -4540,7 +4160,7 @@
                 <w:sz w:val="20"/>
                 <w:szCs w:val="20"/>
               </w:rPr>
-              <w:t xml:space="preserve">Generated benchmark workflows</w:t>
+              <w:t xml:space="preserve">Synthetic workflows</w:t>
             </w:r>
           </w:p>
         </w:tc>
@@ -4568,7 +4188,7 @@
                 <w:sz w:val="20"/>
                 <w:szCs w:val="20"/>
               </w:rPr>
-              <w:t xml:space="preserve">23 cost shapes, 14 relational pairs, 26 security pairs — generated from templates, not hand-tuned</w:t>
+              <w:t xml:space="preserve">Cost, byte-bounded cost, relational, leakage and security suites</w:t>
             </w:r>
           </w:p>
         </w:tc>
@@ -4598,7 +4218,7 @@
                 <w:sz w:val="20"/>
                 <w:szCs w:val="20"/>
               </w:rPr>
-              <w:t xml:space="preserve">7,575</w:t>
+              <w:t xml:space="preserve">14 + 1</w:t>
             </w:r>
           </w:p>
         </w:tc>
@@ -4627,7 +4247,7 @@
                 <w:sz w:val="20"/>
                 <w:szCs w:val="20"/>
               </w:rPr>
-              <w:t xml:space="preserve">Harness executions</w:t>
+              <w:t xml:space="preserve">Real tokenizers and a real model</w:t>
             </w:r>
           </w:p>
         </w:tc>
@@ -4656,7 +4276,92 @@
                 <w:sz w:val="20"/>
                 <w:szCs w:val="20"/>
               </w:rPr>
-              <w:t xml:space="preserve">4,600 bound checks plus 2,975 paired relational comparisons</w:t>
+              <w:t xml:space="preserve">Subadditivity, re-encoding, tokens versus bytes; output length versus content</w:t>
+            </w:r>
+          </w:p>
+        </w:tc>
+      </w:tr>
+      <w:tr>
+        <w:tc>
+          <w:tcPr>
+            <w:tcW w:type="dxa" w:w="1400"/>
+            <w:tcMar>
+              <w:top w:type="dxa" w:w="80"/>
+              <w:left w:type="dxa" w:w="120"/>
+              <w:bottom w:type="dxa" w:w="80"/>
+              <w:right w:type="dxa" w:w="120"/>
+            </w:tcMar>
+          </w:tcPr>
+          <w:p>
+            <w:pPr>
+              <w:spacing w:after="0"/>
+            </w:pPr>
+            <w:r>
+              <w:rPr>
+                <w:rFonts w:ascii="Calibri" w:cs="Calibri" w:eastAsia="Calibri" w:hAnsi="Calibri"/>
+                <w:b/>
+                <w:bCs/>
+                <w:color w:val="1A1F2B"/>
+                <w:sz w:val="20"/>
+                <w:szCs w:val="20"/>
+              </w:rPr>
+              <w:t xml:space="preserve">30</w:t>
+            </w:r>
+          </w:p>
+        </w:tc>
+        <w:tc>
+          <w:tcPr>
+            <w:tcW w:type="dxa" w:w="3200"/>
+            <w:tcMar>
+              <w:top w:type="dxa" w:w="80"/>
+              <w:left w:type="dxa" w:w="120"/>
+              <w:bottom w:type="dxa" w:w="80"/>
+              <w:right w:type="dxa" w:w="120"/>
+            </w:tcMar>
+          </w:tcPr>
+          <w:p>
+            <w:pPr>
+              <w:spacing w:after="0"/>
+              <w:jc w:val="left"/>
+            </w:pPr>
+            <w:r>
+              <w:rPr>
+                <w:rFonts w:ascii="Calibri" w:cs="Calibri" w:eastAsia="Calibri" w:hAnsi="Calibri"/>
+                <w:b w:val="false"/>
+                <w:bCs w:val="false"/>
+                <w:color w:val="1A1F2B"/>
+                <w:sz w:val="20"/>
+                <w:szCs w:val="20"/>
+              </w:rPr>
+              <w:t xml:space="preserve">Real workflows</w:t>
+            </w:r>
+          </w:p>
+        </w:tc>
+        <w:tc>
+          <w:tcPr>
+            <w:tcW w:type="dxa" w:w="5480"/>
+            <w:tcMar>
+              <w:top w:type="dxa" w:w="80"/>
+              <w:left w:type="dxa" w:w="120"/>
+              <w:bottom w:type="dxa" w:w="80"/>
+              <w:right w:type="dxa" w:w="120"/>
+            </w:tcMar>
+          </w:tcPr>
+          <w:p>
+            <w:pPr>
+              <w:spacing w:after="0"/>
+              <w:jc w:val="left"/>
+            </w:pPr>
+            <w:r>
+              <w:rPr>
+                <w:rFonts w:ascii="Calibri" w:cs="Calibri" w:eastAsia="Calibri" w:hAnsi="Calibri"/>
+                <w:b w:val="false"/>
+                <w:bCs w:val="false"/>
+                <w:color w:val="1A1F2B"/>
+                <w:sz w:val="20"/>
+                <w:szCs w:val="20"/>
+              </w:rPr>
+              <w:t xml:space="preserve">LangGraph, Anthropic cookbook and AgentDojo, with 22 more excluded for stated reasons</w:t>
             </w:r>
           </w:p>
         </w:tc>
@@ -4681,23 +4386,6 @@
           <w:szCs w:val="18"/>
         </w:rPr>
         <w:t xml:space="preserve">Table 4. Verification layers.</w:t>
-      </w:r>
-    </w:p>
-    <w:p>
-      <w:pPr>
-        <w:pStyle w:val="Heading2"/>
-        <w:spacing w:after="120" w:before="260"/>
-      </w:pPr>
-      <w:r>
-        <w:rPr>
-          <w:rFonts w:ascii="Cambria" w:cs="Cambria" w:eastAsia="Cambria" w:hAnsi="Cambria"/>
-          <w:b/>
-          <w:bCs/>
-          <w:color w:val="152238"/>
-          <w:sz w:val="25"/>
-          <w:szCs w:val="25"/>
-        </w:rPr>
-        <w:t xml:space="preserve">6.2  Measurements</w:t>
       </w:r>
     </w:p>
     <w:tbl>
@@ -4800,7 +4488,7 @@
                 <w:sz w:val="20"/>
                 <w:szCs w:val="20"/>
               </w:rPr>
-              <w:t xml:space="preserve">Certified bound exceeded, checked componentwise (output, input, total separately)</w:t>
+              <w:t xml:space="preserve">Certified bound exceeded, checked componentwise</w:t>
             </w:r>
           </w:p>
         </w:tc>
@@ -4854,7 +4542,7 @@
                 <w:sz w:val="20"/>
                 <w:szCs w:val="20"/>
               </w:rPr>
-              <w:t xml:space="preserve">Flat per-call sum exceeded</w:t>
+              <w:t xml:space="preserve">Guaranteed input bound exceeded, content-sensitive tokenizer</w:t>
             </w:r>
           </w:p>
         </w:tc>
@@ -4881,7 +4569,7 @@
                 <w:sz w:val="17"/>
                 <w:szCs w:val="17"/>
               </w:rPr>
-              <w:t xml:space="preserve">636 of 4,600  (13.8%)</w:t>
+              <w:t xml:space="preserve">0 of 4,600</w:t>
             </w:r>
           </w:p>
         </w:tc>
@@ -4908,7 +4596,7 @@
                 <w:sz w:val="20"/>
                 <w:szCs w:val="20"/>
               </w:rPr>
-              <w:t xml:space="preserve">Control-flow-aware rule exceeded</w:t>
+              <w:t xml:space="preserve">Estimated input bound exceeded, same runs</w:t>
             </w:r>
           </w:p>
         </w:tc>
@@ -4934,7 +4622,7 @@
                 <w:sz w:val="17"/>
                 <w:szCs w:val="17"/>
               </w:rPr>
-              <w:t xml:space="preserve">644 of 4,600  (14.0%)</w:t>
+              <w:t xml:space="preserve">43.9%  (an estimate)</w:t>
             </w:r>
           </w:p>
         </w:tc>
@@ -4962,7 +4650,7 @@
                 <w:sz w:val="20"/>
                 <w:szCs w:val="20"/>
               </w:rPr>
-              <w:t xml:space="preserve">Slack over the largest observed execution</w:t>
+              <w:t xml:space="preserve">Flat per-call sum exceeded</w:t>
             </w:r>
           </w:p>
         </w:tc>
@@ -4989,7 +4677,7 @@
                 <w:sz w:val="17"/>
                 <w:szCs w:val="17"/>
               </w:rPr>
-              <w:t xml:space="preserve">median 1.11x  (1.02–1.84x)</w:t>
+              <w:t xml:space="preserve">14.9%</w:t>
             </w:r>
           </w:p>
         </w:tc>
@@ -5016,7 +4704,7 @@
                 <w:sz w:val="20"/>
                 <w:szCs w:val="20"/>
               </w:rPr>
-              <w:t xml:space="preserve">Branch workflows with an unreachable arm</w:t>
+              <w:t xml:space="preserve">Accepted workflows whose observer told secrets apart</w:t>
             </w:r>
           </w:p>
         </w:tc>
@@ -5042,7 +4730,7 @@
                 <w:sz w:val="17"/>
                 <w:szCs w:val="17"/>
               </w:rPr>
-              <w:t xml:space="preserve">0 of 23</w:t>
+              <w:t xml:space="preserve">0 of 21,080 comparisons</w:t>
             </w:r>
           </w:p>
         </w:tc>
@@ -5070,7 +4758,7 @@
                 <w:sz w:val="20"/>
                 <w:szCs w:val="20"/>
               </w:rPr>
-              <w:t xml:space="preserve">Accepted workflows whose bill moved with the secret</w:t>
+              <w:t xml:space="preserve">Rejected workflows with a concrete leaking witness</w:t>
             </w:r>
           </w:p>
         </w:tc>
@@ -5097,7 +4785,7 @@
                 <w:sz w:val="17"/>
                 <w:szCs w:val="17"/>
               </w:rPr>
-              <w:t xml:space="preserve">0 of 2,975 comparisons</w:t>
+              <w:t xml:space="preserve">14 of 14</w:t>
             </w:r>
           </w:p>
         </w:tc>
@@ -5124,7 +4812,7 @@
                 <w:sz w:val="20"/>
                 <w:szCs w:val="20"/>
               </w:rPr>
-              <w:t xml:space="preserve">Rejected workflows with a concrete leaking witness</w:t>
+              <w:t xml:space="preserve">Leaking workflows accepted by the withdrawn rules</w:t>
             </w:r>
           </w:p>
         </w:tc>
@@ -5150,7 +4838,7 @@
                 <w:sz w:val="17"/>
                 <w:szCs w:val="17"/>
               </w:rPr>
-              <w:t xml:space="preserve">7 of 7</w:t>
+              <w:t xml:space="preserve">equal bounds 6, equal sizes 4</w:t>
             </w:r>
           </w:p>
         </w:tc>
@@ -5178,7 +4866,7 @@
                 <w:sz w:val="20"/>
                 <w:szCs w:val="20"/>
               </w:rPr>
-              <w:t xml:space="preserve">Flow policy conformance (unsafe rejected / safe accepted)</w:t>
+              <w:t xml:space="preserve">Real workflows: certificate violations, with real-tokenizer re-billing</w:t>
             </w:r>
           </w:p>
         </w:tc>
@@ -5205,7 +4893,7 @@
                 <w:sz w:val="17"/>
                 <w:szCs w:val="17"/>
               </w:rPr>
-              <w:t xml:space="preserve">13 of 13  /  13 of 13</w:t>
+              <w:t xml:space="preserve">0 of 6,000 runs</w:t>
             </w:r>
           </w:p>
         </w:tc>
@@ -5243,38 +4931,7 @@
           <w:sz w:val="21"/>
           <w:szCs w:val="21"/>
         </w:rPr>
-        <w:t xml:space="preserve">Two results deserve comment. First, the control-flow-aware baseline is slightly worse than the flat one: taking the larger branch arm tightens the bound, and tightening an unsound bound brings it closer to being violated. Branch-awareness alone does not rescue the rule — retries do the damage, and every violated workflow contains one. Second, the reported slack is lower than an earlier draft claimed, and that is a correction rather than an improvement: the generated branch guards were unsatisfiable in one direction, so the expensive arm never ran and the slack was being measured through dead code.</w:t>
-      </w:r>
-    </w:p>
-    <w:p>
-      <w:pPr>
-        <w:pStyle w:val="Heading2"/>
-        <w:spacing w:after="120" w:before="260"/>
-      </w:pPr>
-      <w:r>
-        <w:rPr>
-          <w:rFonts w:ascii="Cambria" w:cs="Cambria" w:eastAsia="Cambria" w:hAnsi="Cambria"/>
-          <w:b/>
-          <w:bCs/>
-          <w:color w:val="152238"/>
-          <w:sz w:val="25"/>
-          <w:szCs w:val="25"/>
-        </w:rPr>
-        <w:t xml:space="preserve">6.3  The harness was rewritten to be able to fail</w:t>
-      </w:r>
-    </w:p>
-    <w:p>
-      <w:pPr>
-        <w:spacing w:after="120" w:before="0"/>
-      </w:pPr>
-      <w:r>
-        <w:rPr>
-          <w:rFonts w:ascii="Calibri" w:cs="Calibri" w:eastAsia="Calibri" w:hAnsi="Calibri"/>
-          <w:color w:val="1A1F2B"/>
-          <w:sz w:val="21"/>
-          <w:szCs w:val="21"/>
-        </w:rPr>
-        <w:t xml:space="preserve">The earlier harness could hide the failures it existed to find. It skipped any workflow that would not certify, counted any nonzero exit code as a successful security rejection — so an unrelated parse error scored as a caught leak — and returned success even when violations had been recorded. It now requires every workflow to certify, requires every rejection to cite the diagnostic family it was supposed to raise, and exits nonzero on any violation.</w:t>
+        <w:t xml:space="preserve">The harness was rebuilt twice. The first version skipped failures and counted any nonzero exit as a caught leak. The second shared the blind spot of the rule it checked: its provider ignored what it was asked, which is exactly the assumption under which comparing sizes is sound. The runtime now has a provider whose answers depend on content, a tokenizer that does not add up, three ways of pairing random draws, and re-billing with real tokenizers.</w:t>
       </w:r>
     </w:p>
     <w:p>
@@ -5296,21 +4953,7 @@
           <w:sz w:val="30"/>
           <w:szCs w:val="30"/>
         </w:rPr>
-        <w:t xml:space="preserve">7  External audit and response</w:t>
-      </w:r>
-    </w:p>
-    <w:p>
-      <w:pPr>
-        <w:spacing w:after="120" w:before="0"/>
-      </w:pPr>
-      <w:r>
-        <w:rPr>
-          <w:rFonts w:ascii="Calibri" w:cs="Calibri" w:eastAsia="Calibri" w:hAnsi="Calibri"/>
-          <w:color w:val="1A1F2B"/>
-          <w:sz w:val="21"/>
-          <w:szCs w:val="21"/>
-        </w:rPr>
-        <w:t xml:space="preserve">The branch was submitted for independent review. The reviewer rebuilt the compiler, reproduced the evaluation, and constructed counterexamples. Five findings, all reproduced locally before being acted on.</w:t>
+        <w:t xml:space="preserve">7  Two audits and what they changed</w:t>
       </w:r>
     </w:p>
     <w:tbl>
@@ -5445,7 +5088,7 @@
                 <w:sz w:val="20"/>
                 <w:szCs w:val="20"/>
               </w:rPr>
-              <w:t xml:space="preserve">Equal bounds do not imply equal cost</w:t>
+              <w:t xml:space="preserve">Equal bounds do not imply equal bills (17 Sept.)</w:t>
             </w:r>
           </w:p>
         </w:tc>
@@ -5473,7 +5116,7 @@
                 <w:sz w:val="20"/>
                 <w:szCs w:val="20"/>
               </w:rPr>
-              <w:t xml:space="preserve">The relational theorem was false as stated; the rule compared maxima, not costs</w:t>
+              <w:t xml:space="preserve">The first relational rule compared maxima</w:t>
             </w:r>
           </w:p>
         </w:tc>
@@ -5501,7 +5144,7 @@
                 <w:sz w:val="20"/>
                 <w:szCs w:val="20"/>
               </w:rPr>
-              <w:t xml:space="preserve">Rule replaced (section 3)</w:t>
+              <w:t xml:space="preserve">Withdrawn</w:t>
             </w:r>
           </w:p>
         </w:tc>
@@ -5531,7 +5174,7 @@
                 <w:sz w:val="20"/>
                 <w:szCs w:val="20"/>
               </w:rPr>
-              <w:t xml:space="preserve">The two bound components were not each bounded</w:t>
+              <w:t xml:space="preserve">Bound components not each bounded (17 Sept.)</w:t>
             </w:r>
           </w:p>
         </w:tc>
@@ -5560,7 +5203,7 @@
                 <w:sz w:val="20"/>
                 <w:szCs w:val="20"/>
               </w:rPr>
-              <w:t xml:space="preserve">A branch took the larger arm's pair whole; a certificate claiming 1 output token admitted an execution producing 20</w:t>
+              <w:t xml:space="preserve">A branch took the larger arm's pair whole</w:t>
             </w:r>
           </w:p>
         </w:tc>
@@ -5589,7 +5232,7 @@
                 <w:sz w:val="20"/>
                 <w:szCs w:val="20"/>
               </w:rPr>
-              <w:t xml:space="preserve">Each component now maximised separately</w:t>
+              <w:t xml:space="preserve">Maximised separately</w:t>
             </w:r>
           </w:p>
         </w:tc>
@@ -5618,7 +5261,7 @@
                 <w:sz w:val="20"/>
                 <w:szCs w:val="20"/>
               </w:rPr>
-              <w:t xml:space="preserve">Analyser and runtime counted literals differently</w:t>
+              <w:t xml:space="preserve">Equal sizes do not imply equal bills (25 Sept.)</w:t>
             </w:r>
           </w:p>
         </w:tc>
@@ -5646,7 +5289,7 @@
                 <w:sz w:val="20"/>
                 <w:szCs w:val="20"/>
               </w:rPr>
-              <w:t xml:space="preserve">Certified 2 tokens, consumed 3, under the project's own accounting</w:t>
+              <w:t xml:space="preserve">Tokenizers and providers both read content</w:t>
             </w:r>
           </w:p>
         </w:tc>
@@ -5674,7 +5317,7 @@
                 <w:sz w:val="20"/>
                 <w:szCs w:val="20"/>
               </w:rPr>
-              <w:t xml:space="preserve">One shared definition serves both</w:t>
+              <w:t xml:space="preserve">Withdrawn; content compared</w:t>
             </w:r>
           </w:p>
         </w:tc>
@@ -5704,7 +5347,7 @@
                 <w:sz w:val="20"/>
                 <w:szCs w:val="20"/>
               </w:rPr>
-              <w:t xml:space="preserve">The runtime ignored block scope</w:t>
+              <w:t xml:space="preserve">Names are not bindings (25 Sept.)</w:t>
             </w:r>
           </w:p>
         </w:tc>
@@ -5733,7 +5376,7 @@
                 <w:sz w:val="20"/>
                 <w:szCs w:val="20"/>
               </w:rPr>
-              <w:t xml:space="preserve">A model shadowed inside a branch survived it; certified 2, consumed 348</w:t>
+              <w:t xml:space="preserve">A redeclared model or prompt inside an arm was invisible</w:t>
             </w:r>
           </w:p>
         </w:tc>
@@ -5762,7 +5405,7 @@
                 <w:sz w:val="20"/>
                 <w:szCs w:val="20"/>
               </w:rPr>
-              <w:t xml:space="preserve">Scoped frames for values, models and prompts</w:t>
+              <w:t xml:space="preserve">Binding identities</w:t>
             </w:r>
           </w:p>
         </w:tc>
@@ -5791,7 +5434,7 @@
                 <w:sz w:val="20"/>
                 <w:szCs w:val="20"/>
               </w:rPr>
-              <w:t xml:space="preserve">Benchmark branch guards were always true</w:t>
+              <w:t xml:space="preserve">Token counts do not add up (25 Sept.)</w:t>
             </w:r>
           </w:p>
         </w:tc>
@@ -5819,7 +5462,7 @@
                 <w:sz w:val="20"/>
                 <w:szCs w:val="20"/>
               </w:rPr>
-              <w:t xml:space="preserve">The expensive arm never ran, so the reported slack was measured through dead code</w:t>
+              <w:t xml:space="preserve">The input bound's premise was false for real tokenizers</w:t>
             </w:r>
           </w:p>
         </w:tc>
@@ -5847,7 +5490,95 @@
                 <w:sz w:val="20"/>
                 <w:szCs w:val="20"/>
               </w:rPr>
-              <w:t xml:space="preserve">Guards moved to half the model cap</w:t>
+              <w:t xml:space="preserve">Bound rebuilt on bytes</w:t>
+            </w:r>
+          </w:p>
+        </w:tc>
+      </w:tr>
+      <w:tr>
+        <w:tc>
+          <w:tcPr>
+            <w:tcW w:type="dxa" w:w="3300"/>
+            <w:shd w:fill="EDF0F4" w:val="clear"/>
+            <w:tcMar>
+              <w:top w:type="dxa" w:w="80"/>
+              <w:left w:type="dxa" w:w="120"/>
+              <w:bottom w:type="dxa" w:w="80"/>
+              <w:right w:type="dxa" w:w="120"/>
+            </w:tcMar>
+          </w:tcPr>
+          <w:p>
+            <w:pPr>
+              <w:spacing w:after="0"/>
+            </w:pPr>
+            <w:r>
+              <w:rPr>
+                <w:rFonts w:ascii="Calibri" w:cs="Calibri" w:eastAsia="Calibri" w:hAnsi="Calibri"/>
+                <w:b/>
+                <w:bCs/>
+                <w:color w:val="1A1F2B"/>
+                <w:sz w:val="20"/>
+                <w:szCs w:val="20"/>
+              </w:rPr>
+              <w:t xml:space="preserve">Reordering inside retry (25 Sept.)</w:t>
+            </w:r>
+          </w:p>
+        </w:tc>
+        <w:tc>
+          <w:tcPr>
+            <w:tcW w:type="dxa" w:w="4380"/>
+            <w:shd w:fill="EDF0F4" w:val="clear"/>
+            <w:tcMar>
+              <w:top w:type="dxa" w:w="80"/>
+              <w:left w:type="dxa" w:w="120"/>
+              <w:bottom w:type="dxa" w:w="80"/>
+              <w:right w:type="dxa" w:w="120"/>
+            </w:tcMar>
+          </w:tcPr>
+          <w:p>
+            <w:pPr>
+              <w:spacing w:after="0"/>
+              <w:jc w:val="left"/>
+            </w:pPr>
+            <w:r>
+              <w:rPr>
+                <w:rFonts w:ascii="Calibri" w:cs="Calibri" w:eastAsia="Calibri" w:hAnsi="Calibri"/>
+                <w:b w:val="false"/>
+                <w:bCs w:val="false"/>
+                <w:color w:val="1A1F2B"/>
+                <w:sz w:val="20"/>
+                <w:szCs w:val="20"/>
+              </w:rPr>
+              <w:t xml:space="preserve">A bug in the audit's own new code</w:t>
+            </w:r>
+          </w:p>
+        </w:tc>
+        <w:tc>
+          <w:tcPr>
+            <w:tcW w:type="dxa" w:w="2400"/>
+            <w:shd w:fill="EDF0F4" w:val="clear"/>
+            <w:tcMar>
+              <w:top w:type="dxa" w:w="80"/>
+              <w:left w:type="dxa" w:w="120"/>
+              <w:bottom w:type="dxa" w:w="80"/>
+              <w:right w:type="dxa" w:w="120"/>
+            </w:tcMar>
+          </w:tcPr>
+          <w:p>
+            <w:pPr>
+              <w:spacing w:after="0"/>
+              <w:jc w:val="left"/>
+            </w:pPr>
+            <w:r>
+              <w:rPr>
+                <w:rFonts w:ascii="Calibri" w:cs="Calibri" w:eastAsia="Calibri" w:hAnsi="Calibri"/>
+                <w:b w:val="false"/>
+                <w:bCs w:val="false"/>
+                <w:color w:val="1A1F2B"/>
+                <w:sz w:val="20"/>
+                <w:szCs w:val="20"/>
+              </w:rPr>
+              <w:t xml:space="preserve">Fixed before release</w:t>
             </w:r>
           </w:p>
         </w:tc>
@@ -5871,21 +5602,7 @@
           <w:sz w:val="18"/>
           <w:szCs w:val="18"/>
         </w:rPr>
-        <w:t xml:space="preserve">Table 6. Audit findings and disposition. Every counterexample is now a regression test; the audit report and its reproduction scripts are committed under audit/.</w:t>
-      </w:r>
-    </w:p>
-    <w:p>
-      <w:pPr>
-        <w:spacing w:after="120" w:before="140"/>
-      </w:pPr>
-      <w:r>
-        <w:rPr>
-          <w:rFonts w:ascii="Calibri" w:cs="Calibri" w:eastAsia="Calibri" w:hAnsi="Calibri"/>
-          <w:color w:val="1A1F2B"/>
-          <w:sz w:val="21"/>
-          <w:szCs w:val="21"/>
-        </w:rPr>
-        <w:t xml:space="preserve">The audit also corrected the positioning of the work. An earlier draft claimed that combining flow analysis with resource analysis to find secret-dependent spending was new. It is not, and that claim has been withdrawn — the prior work is named in section 2.2. Descriptions of several related systems were also wrong and have been corrected.</w:t>
+        <w:t xml:space="preserve">Table 6. Selected findings. Full records: docs/RESEARCH_AUDIT_2026-09-17.md and docs/AUDIT_2026-09-25.md; every counterexample is a regression test.</w:t>
       </w:r>
     </w:p>
     <w:p>
@@ -5921,7 +5638,7 @@
           <w:sz w:val="21"/>
           <w:szCs w:val="21"/>
         </w:rPr>
-        <w:t xml:space="preserve">Combining information flow with resource analysis is not new. What is specific here is the treatment of opaque stochastic calls, where numeric comparison is unavailable.</w:t>
+        <w:t xml:space="preserve">Combining information flow with resource analysis is not new (Ngo et al.), nor relational cost analysis (RelCost), nor leakage through LLM token counts and traffic sizes.</w:t>
       </w:r>
     </w:p>
     <w:p>
@@ -5940,7 +5657,7 @@
           <w:sz w:val="21"/>
           <w:szCs w:val="21"/>
         </w:rPr>
-        <w:t xml:space="preserve">Leakage through token counts is not a new defect class; it is established at the single-call level by prior attack work. This project addresses workflow-level billing, which is adjacent.</w:t>
+        <w:t xml:space="preserve">None of the thirty real workflows has a secret, so the relational analysis has not yet met one outside the synthetic suites.</w:t>
       </w:r>
     </w:p>
     <w:p>
@@ -5959,7 +5676,7 @@
           <w:sz w:val="21"/>
           <w:szCs w:val="21"/>
         </w:rPr>
-        <w:t xml:space="preserve">The relational guarantee is relative to a coupling of the model oracle: it says the secret does not change the bill given the model behaved the same way.</w:t>
+        <w:t xml:space="preserve">Declassification is trusted and all or nothing: data sent to a provider becomes public to every observer.</w:t>
       </w:r>
     </w:p>
     <w:p>
@@ -5978,7 +5695,7 @@
           <w:sz w:val="21"/>
           <w:szCs w:val="21"/>
         </w:rPr>
-        <w:t xml:space="preserve">Declassification and endorsement are trusted. The compiler records every override with its written justification; it does not verify one.</w:t>
+        <w:t xml:space="preserve">The integrity check over-reports: on two held-out real workflows it flagged a value computed under an untrusted condition from trusted data.</w:t>
       </w:r>
     </w:p>
     <w:p>
@@ -5997,7 +5714,7 @@
           <w:sz w:val="21"/>
           <w:szCs w:val="21"/>
         </w:rPr>
-        <w:t xml:space="preserve">Token bounds are not portable across tokenizers. One model's output cap is reused as another model's input bound, which is the clearest remaining correctness gap.</w:t>
+        <w:t xml:space="preserve">The guaranteed token bound rests on measured contracts and is loose (up to 25x the estimate) unless a model declares a byte cap.</w:t>
       </w:r>
     </w:p>
     <w:p>
@@ -6016,7 +5733,199 @@
           <w:sz w:val="21"/>
           <w:szCs w:val="21"/>
         </w:rPr>
-        <w:t xml:space="preserve">The proofs are on paper and are not mechanised, and the C++ implementation is not verified against them. The experiments are differential evidence, not proof.</w:t>
+        <w:t xml:space="preserve">The Coq proofs cover a core calculus, not the C++; the certificate has no independent checker yet.</w:t>
+      </w:r>
+    </w:p>
+    <w:p>
+      <w:pPr>
+        <w:pStyle w:val="Heading1"/>
+        <w:spacing w:after="160" w:before="320"/>
+      </w:pPr>
+      <w:r>
+        <w:rPr>
+          <w:rFonts w:ascii="Cambria" w:cs="Cambria" w:eastAsia="Cambria" w:hAnsi="Cambria"/>
+          <w:b/>
+          <w:bCs/>
+          <w:color w:val="152238"/>
+          <w:sz w:val="30"/>
+          <w:szCs w:val="30"/>
+        </w:rPr>
+        <w:t xml:space="preserve">9  Live demonstration</w:t>
+      </w:r>
+    </w:p>
+    <w:p>
+      <w:pPr>
+        <w:shd w:fill="F2F4F7" w:val="clear"/>
+        <w:spacing w:after="0" w:before="100"/>
+        <w:ind w:left="200" w:right="200"/>
+      </w:pPr>
+      <w:r>
+        <w:rPr>
+          <w:rFonts w:ascii="Courier New" w:cs="Courier New" w:eastAsia="Courier New" w:hAnsi="Courier New"/>
+          <w:color w:val="243044"/>
+          <w:sz w:val="17"/>
+          <w:szCs w:val="17"/>
+        </w:rPr>
+        <w:t xml:space="preserve">make check                                               # 137 tests</w:t>
+      </w:r>
+    </w:p>
+    <w:p>
+      <w:pPr>
+        <w:shd w:fill="F2F4F7" w:val="clear"/>
+        <w:spacing w:after="0" w:before="0"/>
+        <w:ind w:left="200" w:right="200"/>
+      </w:pPr>
+      <w:r>
+        <w:rPr>
+          <w:rFonts w:ascii="Courier New" w:cs="Courier New" w:eastAsia="Courier New" w:hAnsi="Courier New"/>
+          <w:color w:val="243044"/>
+          <w:sz w:val="17"/>
+          <w:szCs w:val="17"/>
+        </w:rPr>
+        <w:t xml:space="preserve">make proofs                                              # Coq: no axioms</w:t>
+      </w:r>
+    </w:p>
+    <w:p>
+      <w:pPr>
+        <w:shd w:fill="F2F4F7" w:val="clear"/>
+        <w:spacing w:after="0" w:before="0"/>
+        <w:ind w:left="200" w:right="200"/>
+      </w:pPr>
+      <w:r>
+        <w:rPr>
+          <w:rFonts w:ascii="Courier New" w:cs="Courier New" w:eastAsia="Courier New" w:hAnsi="Courier New"/>
+          <w:color w:val="243044"/>
+          <w:sz w:val="17"/>
+          <w:szCs w:val="17"/>
+        </w:rPr>
+        <w:t xml:space="preserve">orchc cost  examples/valid/bounded_retry.orch            # 3 x 1110 =&gt; 3330</w:t>
+      </w:r>
+    </w:p>
+    <w:p>
+      <w:pPr>
+        <w:shd w:fill="F2F4F7" w:val="clear"/>
+        <w:spacing w:after="0" w:before="0"/>
+        <w:ind w:left="200" w:right="200"/>
+      </w:pPr>
+      <w:r>
+        <w:rPr>
+          <w:rFonts w:ascii="Courier New" w:cs="Courier New" w:eastAsia="Courier New" w:hAnsi="Courier New"/>
+          <w:color w:val="243044"/>
+          <w:sz w:val="17"/>
+          <w:szCs w:val="17"/>
+        </w:rPr>
+        <w:t xml:space="preserve">orchc check examples/invalid/untrusted_sink.orch         # E233</w:t>
+      </w:r>
+    </w:p>
+    <w:p>
+      <w:pPr>
+        <w:shd w:fill="F2F4F7" w:val="clear"/>
+        <w:spacing w:after="0" w:before="0"/>
+        <w:ind w:left="200" w:right="200"/>
+      </w:pPr>
+      <w:r>
+        <w:rPr>
+          <w:rFonts w:ascii="Courier New" w:cs="Courier New" w:eastAsia="Courier New" w:hAnsi="Courier New"/>
+          <w:color w:val="243044"/>
+          <w:sz w:val="17"/>
+          <w:szCs w:val="17"/>
+        </w:rPr>
+        <w:t xml:space="preserve">orchc check examples/invalid/cost_channel.orch           # E236, 1 bit</w:t>
+      </w:r>
+    </w:p>
+    <w:p>
+      <w:pPr>
+        <w:shd w:fill="F2F4F7" w:val="clear"/>
+        <w:spacing w:after="0" w:before="0"/>
+        <w:ind w:left="200" w:right="200"/>
+      </w:pPr>
+      <w:r>
+        <w:rPr>
+          <w:rFonts w:ascii="Courier New" w:cs="Courier New" w:eastAsia="Courier New" w:hAnsi="Courier New"/>
+          <w:color w:val="243044"/>
+          <w:sz w:val="17"/>
+          <w:szCs w:val="17"/>
+        </w:rPr>
+        <w:t xml:space="preserve">orchc check audit/2026-09-25/equal_size_template.orch --relational-rule sizes   # accepted</w:t>
+      </w:r>
+    </w:p>
+    <w:p>
+      <w:pPr>
+        <w:shd w:fill="F2F4F7" w:val="clear"/>
+        <w:spacing w:after="0" w:before="0"/>
+        <w:ind w:left="200" w:right="200"/>
+      </w:pPr>
+      <w:r>
+        <w:rPr>
+          <w:rFonts w:ascii="Courier New" w:cs="Courier New" w:eastAsia="Courier New" w:hAnsi="Courier New"/>
+          <w:color w:val="243044"/>
+          <w:sz w:val="17"/>
+          <w:szCs w:val="17"/>
+        </w:rPr>
+        <w:t xml:space="preserve">orchc check audit/2026-09-25/equal_size_template.orch    # rejected</w:t>
+      </w:r>
+    </w:p>
+    <w:p>
+      <w:pPr>
+        <w:shd w:fill="F2F4F7" w:val="clear"/>
+        <w:spacing w:after="0" w:before="0"/>
+        <w:ind w:left="200" w:right="200"/>
+      </w:pPr>
+      <w:r>
+        <w:rPr>
+          <w:rFonts w:ascii="Courier New" w:cs="Courier New" w:eastAsia="Courier New" w:hAnsi="Courier New"/>
+          <w:color w:val="243044"/>
+          <w:sz w:val="17"/>
+          <w:szCs w:val="17"/>
+        </w:rPr>
+        <w:t xml:space="preserve">orchc check bench/leakage/accept/OneBitTier.orch         # W238, within budget</w:t>
+      </w:r>
+    </w:p>
+    <w:p>
+      <w:pPr>
+        <w:shd w:fill="F2F4F7" w:val="clear"/>
+        <w:spacing w:after="140" w:before="0"/>
+        <w:ind w:left="200" w:right="200"/>
+      </w:pPr>
+      <w:r>
+        <w:rPr>
+          <w:rFonts w:ascii="Courier New" w:cs="Courier New" w:eastAsia="Courier New" w:hAnsi="Courier New"/>
+          <w:color w:val="243044"/>
+          <w:sz w:val="17"/>
+          <w:szCs w:val="17"/>
+        </w:rPr>
+        <w:t xml:space="preserve">orchc check bench/real/ad-banking-0.orch                 # AgentDojo: E233</w:t>
+      </w:r>
+    </w:p>
+    <w:p>
+      <w:pPr>
+        <w:spacing w:after="120" w:before="0"/>
+      </w:pPr>
+      <w:r>
+        <w:rPr>
+          <w:rFonts w:ascii="Calibri" w:cs="Calibri" w:eastAsia="Calibri" w:hAnsi="Calibri"/>
+          <w:color w:val="1A1F2B"/>
+          <w:sz w:val="21"/>
+          <w:szCs w:val="21"/>
+        </w:rPr>
+        <w:t xml:space="preserve">The full sequence with expected output is in docs/REVIEW_DEMO.md; every command in it was run against the built compiler.</w:t>
+      </w:r>
+    </w:p>
+    <w:p>
+      <w:pPr>
+        <w:pStyle w:val="Heading1"/>
+        <w:spacing w:after="160" w:before="320"/>
+      </w:pPr>
+      <w:r>
+        <w:rPr>
+          <w:rFonts w:ascii="Cambria" w:cs="Cambria" w:eastAsia="Cambria" w:hAnsi="Cambria"/>
+          <w:b/>
+          <w:bCs/>
+          <w:color w:val="152238"/>
+          <w:sz w:val="30"/>
+          <w:szCs w:val="30"/>
+        </w:rPr>
+        <w:t xml:space="preserve">10  Future work</w:t>
       </w:r>
     </w:p>
     <w:p>
@@ -6035,7 +5944,7 @@
           <w:sz w:val="21"/>
           <w:szCs w:val="21"/>
         </w:rPr>
-        <w:t xml:space="preserve">The certificate is a structured report, not an independently checkable proof: there is no separate checker and no hash binding it to a source revision.</w:t>
+        <w:t xml:space="preserve">Find deployed workflows that branch on private data they do not send to a model, and analyse them.</w:t>
       </w:r>
     </w:p>
     <w:p>
@@ -6054,215 +5963,7 @@
           <w:sz w:val="21"/>
           <w:szCs w:val="21"/>
         </w:rPr>
-        <w:t xml:space="preserve">The benchmark corpus is generated and the security labels are the author's own.</w:t>
-      </w:r>
-    </w:p>
-    <w:p>
-      <w:pPr>
-        <w:pStyle w:val="Heading1"/>
-        <w:spacing w:after="160" w:before="320"/>
-      </w:pPr>
-      <w:r>
-        <w:rPr>
-          <w:rFonts w:ascii="Cambria" w:cs="Cambria" w:eastAsia="Cambria" w:hAnsi="Cambria"/>
-          <w:b/>
-          <w:bCs/>
-          <w:color w:val="152238"/>
-          <w:sz w:val="30"/>
-          <w:szCs w:val="30"/>
-        </w:rPr>
-        <w:t xml:space="preserve">9  Live demonstration</w:t>
-      </w:r>
-    </w:p>
-    <w:p>
-      <w:pPr>
-        <w:shd w:fill="F2F4F7" w:val="clear"/>
-        <w:spacing w:after="0" w:before="100"/>
-        <w:ind w:left="200" w:right="200"/>
-      </w:pPr>
-      <w:r>
-        <w:rPr>
-          <w:rFonts w:ascii="Courier New" w:cs="Courier New" w:eastAsia="Courier New" w:hAnsi="Courier New"/>
-          <w:color w:val="243044"/>
-          <w:sz w:val="17"/>
-          <w:szCs w:val="17"/>
-        </w:rPr>
-        <w:t xml:space="preserve">make check                                          # strict build, 95 tests, corpus</w:t>
-      </w:r>
-    </w:p>
-    <w:p>
-      <w:pPr>
-        <w:shd w:fill="F2F4F7" w:val="clear"/>
-        <w:spacing w:after="0" w:before="0"/>
-        <w:ind w:left="200" w:right="200"/>
-      </w:pPr>
-      <w:r>
-        <w:rPr>
-          <w:rFonts w:ascii="Courier New" w:cs="Courier New" w:eastAsia="Courier New" w:hAnsi="Courier New"/>
-          <w:color w:val="243044"/>
-          <w:sz w:val="17"/>
-          <w:szCs w:val="17"/>
-        </w:rPr>
-        <w:t xml:space="preserve">orchc cost    examples/valid/branching_cost.orch    # bound, with its derivation</w:t>
-      </w:r>
-    </w:p>
-    <w:p>
-      <w:pPr>
-        <w:shd w:fill="F2F4F7" w:val="clear"/>
-        <w:spacing w:after="0" w:before="0"/>
-        <w:ind w:left="200" w:right="200"/>
-      </w:pPr>
-      <w:r>
-        <w:rPr>
-          <w:rFonts w:ascii="Courier New" w:cs="Courier New" w:eastAsia="Courier New" w:hAnsi="Courier New"/>
-          <w:color w:val="243044"/>
-          <w:sz w:val="17"/>
-          <w:szCs w:val="17"/>
-        </w:rPr>
-        <w:t xml:space="preserve">orchc check   examples/invalid/retry_budget.orch    # a retry that overruns the budget</w:t>
-      </w:r>
-    </w:p>
-    <w:p>
-      <w:pPr>
-        <w:shd w:fill="F2F4F7" w:val="clear"/>
-        <w:spacing w:after="0" w:before="0"/>
-        <w:ind w:left="200" w:right="200"/>
-      </w:pPr>
-      <w:r>
-        <w:rPr>
-          <w:rFonts w:ascii="Courier New" w:cs="Courier New" w:eastAsia="Courier New" w:hAnsi="Courier New"/>
-          <w:color w:val="243044"/>
-          <w:sz w:val="17"/>
-          <w:szCs w:val="17"/>
-        </w:rPr>
-        <w:t xml:space="preserve">orchc check   examples/invalid/untrusted_sink.orch  # injected text reaching a tool</w:t>
-      </w:r>
-    </w:p>
-    <w:p>
-      <w:pPr>
-        <w:shd w:fill="F2F4F7" w:val="clear"/>
-        <w:spacing w:after="0" w:before="0"/>
-        <w:ind w:left="200" w:right="200"/>
-      </w:pPr>
-      <w:r>
-        <w:rPr>
-          <w:rFonts w:ascii="Courier New" w:cs="Courier New" w:eastAsia="Courier New" w:hAnsi="Courier New"/>
-          <w:color w:val="243044"/>
-          <w:sz w:val="17"/>
-          <w:szCs w:val="17"/>
-        </w:rPr>
-        <w:t xml:space="preserve">orchc check   examples/invalid/equal_bounds.orch    # the counterexample</w:t>
-      </w:r>
-    </w:p>
-    <w:p>
-      <w:pPr>
-        <w:shd w:fill="F2F4F7" w:val="clear"/>
-        <w:spacing w:after="0" w:before="0"/>
-        <w:ind w:left="200" w:right="200"/>
-      </w:pPr>
-      <w:r>
-        <w:rPr>
-          <w:rFonts w:ascii="Courier New" w:cs="Courier New" w:eastAsia="Courier New" w:hAnsi="Courier New"/>
-          <w:color w:val="243044"/>
-          <w:sz w:val="17"/>
-          <w:szCs w:val="17"/>
-        </w:rPr>
-        <w:t xml:space="preserve">orchc check   examples/valid/balanced_signature.orch # the balanced version, accepted</w:t>
-      </w:r>
-    </w:p>
-    <w:p>
-      <w:pPr>
-        <w:shd w:fill="F2F4F7" w:val="clear"/>
-        <w:spacing w:after="0" w:before="0"/>
-        <w:ind w:left="200" w:right="200"/>
-      </w:pPr>
-      <w:r>
-        <w:rPr>
-          <w:rFonts w:ascii="Courier New" w:cs="Courier New" w:eastAsia="Courier New" w:hAnsi="Courier New"/>
-          <w:color w:val="243044"/>
-          <w:sz w:val="17"/>
-          <w:szCs w:val="17"/>
-        </w:rPr>
-        <w:t xml:space="preserve">orchc run     examples/valid/balanced_signature.orch \</w:t>
-      </w:r>
-    </w:p>
-    <w:p>
-      <w:pPr>
-        <w:shd w:fill="F2F4F7" w:val="clear"/>
-        <w:spacing w:after="0" w:before="0"/>
-        <w:ind w:left="200" w:right="200"/>
-      </w:pPr>
-      <w:r>
-        <w:rPr>
-          <w:rFonts w:ascii="Courier New" w:cs="Courier New" w:eastAsia="Courier New" w:hAnsi="Courier New"/>
-          <w:color w:val="243044"/>
-          <w:sz w:val="17"/>
-          <w:szCs w:val="17"/>
-        </w:rPr>
-        <w:t xml:space="preserve">                 --seed 5 --pin x=40 --pin s=0      # two runs, one secret changed,</w:t>
-      </w:r>
-    </w:p>
-    <w:p>
-      <w:pPr>
-        <w:shd w:fill="F2F4F7" w:val="clear"/>
-        <w:spacing w:after="0" w:before="0"/>
-        <w:ind w:left="200" w:right="200"/>
-      </w:pPr>
-      <w:r>
-        <w:rPr>
-          <w:rFonts w:ascii="Courier New" w:cs="Courier New" w:eastAsia="Courier New" w:hAnsi="Courier New"/>
-          <w:color w:val="243044"/>
-          <w:sz w:val="17"/>
-          <w:szCs w:val="17"/>
-        </w:rPr>
-        <w:t xml:space="preserve">                 --seed 5 --pin x=40 --pin s=1      # identical bills</w:t>
-      </w:r>
-    </w:p>
-    <w:p>
-      <w:pPr>
-        <w:shd w:fill="F2F4F7" w:val="clear"/>
-        <w:spacing w:after="140" w:before="0"/>
-        <w:ind w:left="200" w:right="200"/>
-      </w:pPr>
-      <w:r>
-        <w:rPr>
-          <w:rFonts w:ascii="Courier New" w:cs="Courier New" w:eastAsia="Courier New" w:hAnsi="Courier New"/>
-          <w:color w:val="243044"/>
-          <w:sz w:val="17"/>
-          <w:szCs w:val="17"/>
-        </w:rPr>
-        <w:t xml:space="preserve">orchc tokens | ast | symbols | ir                   # every stage, printed</w:t>
-      </w:r>
-    </w:p>
-    <w:p>
-      <w:pPr>
-        <w:spacing w:after="120" w:before="0"/>
-      </w:pPr>
-      <w:r>
-        <w:rPr>
-          <w:rFonts w:ascii="Calibri" w:cs="Calibri" w:eastAsia="Calibri" w:hAnsi="Calibri"/>
-          <w:color w:val="1A1F2B"/>
-          <w:sz w:val="21"/>
-          <w:szCs w:val="21"/>
-        </w:rPr>
-        <w:t xml:space="preserve">The full sequence with expected output is in docs/REVIEW_DEMO.md. Every command in it has been verified against the built compiler.</w:t>
-      </w:r>
-    </w:p>
-    <w:p>
-      <w:pPr>
-        <w:pStyle w:val="Heading1"/>
-        <w:spacing w:after="160" w:before="320"/>
-      </w:pPr>
-      <w:r>
-        <w:rPr>
-          <w:rFonts w:ascii="Cambria" w:cs="Cambria" w:eastAsia="Cambria" w:hAnsi="Cambria"/>
-          <w:b/>
-          <w:bCs/>
-          <w:color w:val="152238"/>
-          <w:sz w:val="30"/>
-          <w:szCs w:val="30"/>
-        </w:rPr>
-        <w:t xml:space="preserve">10  Future work</w:t>
+        <w:t xml:space="preserve">Observer-relative declassification: let a provider see content that the network and the bill may not.</w:t>
       </w:r>
     </w:p>
     <w:p>
@@ -6281,7 +5982,7 @@
           <w:sz w:val="21"/>
           <w:szCs w:val="21"/>
         </w:rPr>
-        <w:t xml:space="preserve">Attach units to resource facts and derive conversion contracts, so a bound under one tokenizer is not silently reused under another.</w:t>
+        <w:t xml:space="preserve">Separate content and program-counter labels for integrity, as already done for confidentiality.</w:t>
       </w:r>
     </w:p>
     <w:p>
@@ -6300,64 +6001,7 @@
           <w:sz w:val="21"/>
           <w:szCs w:val="21"/>
         </w:rPr>
-        <w:t xml:space="preserve">Mechanise the cost algebra and signature equality in Coq or Lean; both are small enough for this to be tractable.</w:t>
-      </w:r>
-    </w:p>
-    <w:p>
-      <w:pPr>
-        <w:pStyle w:val="ListParagraph"/>
-        <w:numPr>
-          <w:ilvl w:val="0"/>
-          <w:numId w:val="2"/>
-        </w:numPr>
-        <w:spacing w:after="90"/>
-      </w:pPr>
-      <w:r>
-        <w:rPr>
-          <w:rFonts w:ascii="Calibri" w:cs="Calibri" w:eastAsia="Calibri" w:hAnsi="Calibri"/>
-          <w:color w:val="1A1F2B"/>
-          <w:sz w:val="21"/>
-          <w:szCs w:val="21"/>
-        </w:rPr>
-        <w:t xml:space="preserve">Let a discharged relational obligation relax the program-counter rule inside the branch, which would admit chained calls in secret arms.</w:t>
-      </w:r>
-    </w:p>
-    <w:p>
-      <w:pPr>
-        <w:pStyle w:val="ListParagraph"/>
-        <w:numPr>
-          <w:ilvl w:val="0"/>
-          <w:numId w:val="2"/>
-        </w:numPr>
-        <w:spacing w:after="90"/>
-      </w:pPr>
-      <w:r>
-        <w:rPr>
-          <w:rFonts w:ascii="Calibri" w:cs="Calibri" w:eastAsia="Calibri" w:hAnsi="Calibri"/>
-          <w:color w:val="1A1F2B"/>
-          <w:sz w:val="21"/>
-          <w:szCs w:val="21"/>
-        </w:rPr>
-        <w:t xml:space="preserve">Write the small trusted checker that would make the certificate a certificate rather than a report.</w:t>
-      </w:r>
-    </w:p>
-    <w:p>
-      <w:pPr>
-        <w:pStyle w:val="ListParagraph"/>
-        <w:numPr>
-          <w:ilvl w:val="0"/>
-          <w:numId w:val="2"/>
-        </w:numPr>
-        <w:spacing w:after="90"/>
-      </w:pPr>
-      <w:r>
-        <w:rPr>
-          <w:rFonts w:ascii="Calibri" w:cs="Calibri" w:eastAsia="Calibri" w:hAnsi="Calibri"/>
-          <w:color w:val="1A1F2B"/>
-          <w:sz w:val="21"/>
-          <w:szCs w:val="21"/>
-        </w:rPr>
-        <w:t xml:space="preserve">Port an independent injection corpus into the language to replace the author-written security suite.</w:t>
+        <w:t xml:space="preserve">A small trusted checker for the certificate, with tampering tests.</w:t>
       </w:r>
     </w:p>
     <w:p>
@@ -6379,7 +6023,7 @@
           <w:sz w:val="20"/>
           <w:szCs w:val="20"/>
         </w:rPr>
-        <w:t xml:space="preserve">All code, benchmarks, results, the audit, and the full write-up: </w:t>
+        <w:t xml:space="preserve">All code, proofs, benchmarks, results, audits and the paper: </w:t>
       </w:r>
       <w:r>
         <w:rPr>

--- a/submission/phase2/OrchLang_Phase2_Report_Nambi_Rajan_M.docx
+++ b/submission/phase2/OrchLang_Phase2_Report_Nambi_Rajan_M.docx
@@ -298,7 +298,7 @@
           <w:sz w:val="21"/>
           <w:szCs w:val="21"/>
         </w:rPr>
-        <w:t xml:space="preserve">Current state: a warning-free strict build, 137 passing tests, four theorems mechanised in Coq with no axioms, a synthetic evaluation, measurements on fourteen real tokenizers and one real model, and thirty real workflows ported from LangGraph, the Anthropic cookbook and AgentDojo under a protocol fixed before porting. No certified bound was exceeded in any experiment.</w:t>
+        <w:t xml:space="preserve">Current state: a warning-free strict build, 137 passing tests, a lemma and three theorems mechanised in Coq with no axioms, a synthetic evaluation, measurements on fourteen real tokenizers and one real model, and thirty real workflows ported from LangGraph, the Anthropic cookbook and AgentDojo under a protocol fixed before porting. No certified bound was exceeded in any experiment.</w:t>
       </w:r>
     </w:p>
     <w:p>
@@ -666,7 +666,7 @@
                 <w:sz w:val="20"/>
                 <w:szCs w:val="20"/>
               </w:rPr>
-              <w:t xml:space="preserve">Warning-free strict build; 137 tests; Coq proofs of four theorems; every counterexample from two audits is a regression test</w:t>
+              <w:t xml:space="preserve">Warning-free strict build; 137 tests; Coq proofs of a lemma and three theorems; every counterexample from two audits is a regression test</w:t>
             </w:r>
           </w:p>
         </w:tc>
@@ -4898,6 +4898,114 @@
           </w:p>
         </w:tc>
       </w:tr>
+      <w:tr>
+        <w:tc>
+          <w:tcPr>
+            <w:tcW w:type="dxa" w:w="6600"/>
+            <w:tcMar>
+              <w:top w:type="dxa" w:w="80"/>
+              <w:left w:type="dxa" w:w="120"/>
+              <w:bottom w:type="dxa" w:w="80"/>
+              <w:right w:type="dxa" w:w="120"/>
+            </w:tcMar>
+          </w:tcPr>
+          <w:p>
+            <w:pPr>
+              <w:spacing w:after="0"/>
+            </w:pPr>
+            <w:r>
+              <w:rPr>
+                <w:rFonts w:ascii="Calibri" w:cs="Calibri" w:eastAsia="Calibri" w:hAnsi="Calibri"/>
+                <w:color w:val="1A1F2B"/>
+                <w:sz w:val="20"/>
+                <w:szCs w:val="20"/>
+              </w:rPr>
+              <w:t xml:space="preserve">Real workflows: labelled flow errors missed / reported beyond the label</w:t>
+            </w:r>
+          </w:p>
+        </w:tc>
+        <w:tc>
+          <w:tcPr>
+            <w:tcW w:type="dxa" w:w="3480"/>
+            <w:tcMar>
+              <w:top w:type="dxa" w:w="80"/>
+              <w:left w:type="dxa" w:w="120"/>
+              <w:bottom w:type="dxa" w:w="80"/>
+              <w:right w:type="dxa" w:w="120"/>
+            </w:tcMar>
+          </w:tcPr>
+          <w:p>
+            <w:pPr>
+              <w:spacing w:after="0"/>
+              <w:jc w:val="right"/>
+            </w:pPr>
+            <w:r>
+              <w:rPr>
+                <w:rFonts w:ascii="Courier New" w:cs="Courier New" w:eastAsia="Courier New" w:hAnsi="Courier New"/>
+                <w:color w:val="1A1F2B"/>
+                <w:sz w:val="17"/>
+                <w:szCs w:val="17"/>
+              </w:rPr>
+              <w:t xml:space="preserve">0 / 2</w:t>
+            </w:r>
+          </w:p>
+        </w:tc>
+      </w:tr>
+      <w:tr>
+        <w:tc>
+          <w:tcPr>
+            <w:tcW w:type="dxa" w:w="6600"/>
+            <w:shd w:fill="EDF0F4" w:val="clear"/>
+            <w:tcMar>
+              <w:top w:type="dxa" w:w="80"/>
+              <w:left w:type="dxa" w:w="120"/>
+              <w:bottom w:type="dxa" w:w="80"/>
+              <w:right w:type="dxa" w:w="120"/>
+            </w:tcMar>
+          </w:tcPr>
+          <w:p>
+            <w:pPr>
+              <w:spacing w:after="0"/>
+            </w:pPr>
+            <w:r>
+              <w:rPr>
+                <w:rFonts w:ascii="Calibri" w:cs="Calibri" w:eastAsia="Calibri" w:hAnsi="Calibri"/>
+                <w:color w:val="1A1F2B"/>
+                <w:sz w:val="20"/>
+                <w:szCs w:val="20"/>
+              </w:rPr>
+              <w:t xml:space="preserve">AgentDojo recorded successful attacks that stayed within the fixed plan</w:t>
+            </w:r>
+          </w:p>
+        </w:tc>
+        <w:tc>
+          <w:tcPr>
+            <w:tcW w:type="dxa" w:w="3480"/>
+            <w:shd w:fill="EDF0F4" w:val="clear"/>
+            <w:tcMar>
+              <w:top w:type="dxa" w:w="80"/>
+              <w:left w:type="dxa" w:w="120"/>
+              <w:bottom w:type="dxa" w:w="80"/>
+              <w:right w:type="dxa" w:w="120"/>
+            </w:tcMar>
+          </w:tcPr>
+          <w:p>
+            <w:pPr>
+              <w:spacing w:after="0"/>
+              <w:jc w:val="right"/>
+            </w:pPr>
+            <w:r>
+              <w:rPr>
+                <w:rFonts w:ascii="Courier New" w:cs="Courier New" w:eastAsia="Courier New" w:hAnsi="Courier New"/>
+                <w:color w:val="1A1F2B"/>
+                <w:sz w:val="17"/>
+                <w:szCs w:val="17"/>
+              </w:rPr>
+              <w:t xml:space="preserve">0 of 88</w:t>
+            </w:r>
+          </w:p>
+        </w:tc>
+      </w:tr>
     </w:tbl>
     <w:p>
       <w:pPr>
@@ -5695,7 +5803,7 @@
           <w:sz w:val="21"/>
           <w:szCs w:val="21"/>
         </w:rPr>
-        <w:t xml:space="preserve">The integrity check over-reports: on two held-out real workflows it flagged a value computed under an untrusted condition from trusted data.</w:t>
+        <w:t xml:space="preserve">On the AgentDojo tasks, every recorded successful attack made calls outside the fixed plan, so the plan, not the checker, stops them; the checker marks where untrusted data could still steer the planned calls.</w:t>
       </w:r>
     </w:p>
     <w:p>
@@ -5714,7 +5822,26 @@
           <w:sz w:val="21"/>
           <w:szCs w:val="21"/>
         </w:rPr>
-        <w:t xml:space="preserve">The guaranteed token bound rests on measured contracts and is loose (up to 25x the estimate) unless a model declares a byte cap.</w:t>
+        <w:t xml:space="preserve">The integrity check over-reports: on two held-out real workflows it flagged a value computed under an untrusted condition from trusted data.</w:t>
+      </w:r>
+    </w:p>
+    <w:p>
+      <w:pPr>
+        <w:pStyle w:val="ListParagraph"/>
+        <w:numPr>
+          <w:ilvl w:val="0"/>
+          <w:numId w:val="2"/>
+        </w:numPr>
+        <w:spacing w:after="90"/>
+      </w:pPr>
+      <w:r>
+        <w:rPr>
+          <w:rFonts w:ascii="Calibri" w:cs="Calibri" w:eastAsia="Calibri" w:hAnsi="Calibri"/>
+          <w:color w:val="1A1F2B"/>
+          <w:sz w:val="21"/>
+          <w:szCs w:val="21"/>
+        </w:rPr>
+        <w:t xml:space="preserve">The guaranteed token bound rests on measured contracts and is loose (4x the estimate on the real workflows, up to 128x where a request carries earlier answers) unless a model declares a byte cap.</w:t>
       </w:r>
     </w:p>
     <w:p>
